--- a/2. Second_Semester/3. Computer Architecture and Operating Systems/Fragmentation_Theory.docx
+++ b/2. Second_Semester/3. Computer Architecture and Operating Systems/Fragmentation_Theory.docx
@@ -6,8 +6,6 @@
       <w:pPr>
         <w:pStyle w:val="Heading1"/>
       </w:pPr>
-      <w:bookmarkStart w:id="0" w:name="_GoBack"/>
-      <w:bookmarkEnd w:id="0"/>
       <w:r>
         <w:t>Fragmentation, Segmentation &amp; Paging — Question &amp; Answer</w:t>
       </w:r>
@@ -4598,12 +4596,578 @@
       </w:r>
     </w:p>
     <w:p>
+      <w:pPr>
+        <w:pStyle w:val="Heading1"/>
+      </w:pPr>
       <w:r>
         <w:lastRenderedPageBreak/>
-        <w:pict>
-          <v:rect id="_x0000_i1039" style="width:0;height:1.5pt" o:hralign="center" o:hrstd="t" o:hr="t" fillcolor="#a0a0a0" stroked="f"/>
-        </w:pict>
-      </w:r>
+        <w:t>Q15. What is Internal Fragmentation?</w:t>
+      </w:r>
+    </w:p>
+    <w:p>
+      <w:pPr>
+        <w:pStyle w:val="NormalWeb"/>
+      </w:pPr>
+      <w:r>
+        <w:rPr>
+          <w:rStyle w:val="Strong"/>
+          <w:rFonts w:ascii="Nirmala UI" w:eastAsiaTheme="majorEastAsia" w:hAnsi="Nirmala UI" w:cs="Nirmala UI"/>
+        </w:rPr>
+        <w:t>বাংলা</w:t>
+      </w:r>
+      <w:r>
+        <w:rPr>
+          <w:rStyle w:val="Strong"/>
+          <w:rFonts w:eastAsiaTheme="majorEastAsia"/>
+        </w:rPr>
+        <w:t xml:space="preserve"> </w:t>
+      </w:r>
+      <w:r>
+        <w:rPr>
+          <w:rStyle w:val="Strong"/>
+          <w:rFonts w:ascii="Nirmala UI" w:eastAsiaTheme="majorEastAsia" w:hAnsi="Nirmala UI" w:cs="Nirmala UI"/>
+        </w:rPr>
+        <w:t>প্রশ্ন</w:t>
+      </w:r>
+      <w:r>
+        <w:rPr>
+          <w:rStyle w:val="Strong"/>
+          <w:rFonts w:eastAsiaTheme="majorEastAsia"/>
+        </w:rPr>
+        <w:t>:</w:t>
+      </w:r>
+      <w:r>
+        <w:t xml:space="preserve"> Internal Fragmentation </w:t>
+      </w:r>
+      <w:r>
+        <w:rPr>
+          <w:rFonts w:ascii="Nirmala UI" w:hAnsi="Nirmala UI" w:cs="Nirmala UI"/>
+        </w:rPr>
+        <w:t>কী</w:t>
+      </w:r>
+      <w:r>
+        <w:t>?</w:t>
+      </w:r>
+    </w:p>
+    <w:p>
+      <w:pPr>
+        <w:pStyle w:val="Heading3"/>
+      </w:pPr>
+      <w:r>
+        <w:rPr>
+          <w:rFonts w:ascii="Nirmala UI" w:hAnsi="Nirmala UI" w:cs="Nirmala UI"/>
+        </w:rPr>
+        <w:t>সহজ</w:t>
+      </w:r>
+      <w:r>
+        <w:t xml:space="preserve"> </w:t>
+      </w:r>
+      <w:r>
+        <w:rPr>
+          <w:rFonts w:ascii="Nirmala UI" w:hAnsi="Nirmala UI" w:cs="Nirmala UI"/>
+        </w:rPr>
+        <w:t>বাংলা</w:t>
+      </w:r>
+      <w:r>
+        <w:t xml:space="preserve"> Logic:</w:t>
+      </w:r>
+    </w:p>
+    <w:p>
+      <w:pPr>
+        <w:pStyle w:val="NormalWeb"/>
+      </w:pPr>
+      <w:r>
+        <w:rPr>
+          <w:rFonts w:ascii="Nirmala UI" w:hAnsi="Nirmala UI" w:cs="Nirmala UI"/>
+        </w:rPr>
+        <w:t>যখন</w:t>
+      </w:r>
+      <w:r>
+        <w:t xml:space="preserve"> </w:t>
+      </w:r>
+      <w:r>
+        <w:rPr>
+          <w:rFonts w:ascii="Nirmala UI" w:hAnsi="Nirmala UI" w:cs="Nirmala UI"/>
+        </w:rPr>
+        <w:t>কোনো</w:t>
+      </w:r>
+      <w:r>
+        <w:t xml:space="preserve"> process-</w:t>
+      </w:r>
+      <w:r>
+        <w:rPr>
+          <w:rFonts w:ascii="Nirmala UI" w:hAnsi="Nirmala UI" w:cs="Nirmala UI"/>
+        </w:rPr>
+        <w:t>কে</w:t>
+      </w:r>
+      <w:r>
+        <w:t xml:space="preserve"> </w:t>
+      </w:r>
+      <w:r>
+        <w:rPr>
+          <w:rFonts w:ascii="Nirmala UI" w:hAnsi="Nirmala UI" w:cs="Nirmala UI"/>
+        </w:rPr>
+        <w:t>তার</w:t>
+      </w:r>
+      <w:r>
+        <w:t xml:space="preserve"> </w:t>
+      </w:r>
+      <w:r>
+        <w:rPr>
+          <w:rFonts w:ascii="Nirmala UI" w:hAnsi="Nirmala UI" w:cs="Nirmala UI"/>
+        </w:rPr>
+        <w:t>প্রয়োজনের</w:t>
+      </w:r>
+      <w:r>
+        <w:t xml:space="preserve"> </w:t>
+      </w:r>
+      <w:r>
+        <w:rPr>
+          <w:rFonts w:ascii="Nirmala UI" w:hAnsi="Nirmala UI" w:cs="Nirmala UI"/>
+        </w:rPr>
+        <w:t>চেয়ে</w:t>
+      </w:r>
+      <w:r>
+        <w:t xml:space="preserve"> </w:t>
+      </w:r>
+      <w:r>
+        <w:rPr>
+          <w:rStyle w:val="Strong"/>
+          <w:rFonts w:ascii="Nirmala UI" w:eastAsiaTheme="majorEastAsia" w:hAnsi="Nirmala UI" w:cs="Nirmala UI"/>
+        </w:rPr>
+        <w:t>বেশি</w:t>
+      </w:r>
+      <w:r>
+        <w:rPr>
+          <w:rStyle w:val="Strong"/>
+          <w:rFonts w:eastAsiaTheme="majorEastAsia"/>
+        </w:rPr>
+        <w:t xml:space="preserve"> memory allocate</w:t>
+      </w:r>
+      <w:r>
+        <w:t xml:space="preserve"> </w:t>
+      </w:r>
+      <w:r>
+        <w:rPr>
+          <w:rFonts w:ascii="Nirmala UI" w:hAnsi="Nirmala UI" w:cs="Nirmala UI"/>
+        </w:rPr>
+        <w:t>করা</w:t>
+      </w:r>
+      <w:r>
+        <w:t xml:space="preserve"> </w:t>
+      </w:r>
+      <w:r>
+        <w:rPr>
+          <w:rFonts w:ascii="Nirmala UI" w:hAnsi="Nirmala UI" w:cs="Nirmala UI"/>
+        </w:rPr>
+        <w:t>হয়</w:t>
+      </w:r>
+      <w:r>
+        <w:t xml:space="preserve">, </w:t>
+      </w:r>
+      <w:r>
+        <w:rPr>
+          <w:rFonts w:ascii="Nirmala UI" w:hAnsi="Nirmala UI" w:cs="Nirmala UI"/>
+        </w:rPr>
+        <w:t>তখন</w:t>
+      </w:r>
+      <w:r>
+        <w:t xml:space="preserve"> allocated memory block-</w:t>
+      </w:r>
+      <w:r>
+        <w:rPr>
+          <w:rFonts w:ascii="Nirmala UI" w:hAnsi="Nirmala UI" w:cs="Nirmala UI"/>
+        </w:rPr>
+        <w:t>এর</w:t>
+      </w:r>
+      <w:r>
+        <w:t xml:space="preserve"> </w:t>
+      </w:r>
+      <w:r>
+        <w:rPr>
+          <w:rFonts w:ascii="Nirmala UI" w:hAnsi="Nirmala UI" w:cs="Nirmala UI"/>
+        </w:rPr>
+        <w:t>ভেতরে</w:t>
+      </w:r>
+      <w:r>
+        <w:t xml:space="preserve"> </w:t>
+      </w:r>
+      <w:r>
+        <w:rPr>
+          <w:rFonts w:ascii="Nirmala UI" w:hAnsi="Nirmala UI" w:cs="Nirmala UI"/>
+        </w:rPr>
+        <w:t>কিছু</w:t>
+      </w:r>
+      <w:r>
+        <w:t xml:space="preserve"> </w:t>
+      </w:r>
+      <w:r>
+        <w:rPr>
+          <w:rFonts w:ascii="Nirmala UI" w:hAnsi="Nirmala UI" w:cs="Nirmala UI"/>
+        </w:rPr>
+        <w:t>জায়গা</w:t>
+      </w:r>
+      <w:r>
+        <w:t xml:space="preserve"> unused </w:t>
+      </w:r>
+      <w:r>
+        <w:rPr>
+          <w:rFonts w:ascii="Nirmala UI" w:hAnsi="Nirmala UI" w:cs="Nirmala UI"/>
+        </w:rPr>
+        <w:t>থেকে</w:t>
+      </w:r>
+      <w:r>
+        <w:t xml:space="preserve"> </w:t>
+      </w:r>
+      <w:r>
+        <w:rPr>
+          <w:rFonts w:ascii="Nirmala UI" w:hAnsi="Nirmala UI" w:cs="Nirmala UI"/>
+        </w:rPr>
+        <w:t>যায়।</w:t>
+      </w:r>
+      <w:r>
+        <w:t xml:space="preserve"> </w:t>
+      </w:r>
+      <w:r>
+        <w:rPr>
+          <w:rFonts w:ascii="Nirmala UI" w:hAnsi="Nirmala UI" w:cs="Nirmala UI"/>
+        </w:rPr>
+        <w:t>এই</w:t>
+      </w:r>
+      <w:r>
+        <w:t xml:space="preserve"> unused space-</w:t>
+      </w:r>
+      <w:r>
+        <w:rPr>
+          <w:rFonts w:ascii="Nirmala UI" w:hAnsi="Nirmala UI" w:cs="Nirmala UI"/>
+        </w:rPr>
+        <w:t>কে</w:t>
+      </w:r>
+      <w:r>
+        <w:t xml:space="preserve"> </w:t>
+      </w:r>
+      <w:r>
+        <w:rPr>
+          <w:rStyle w:val="Strong"/>
+          <w:rFonts w:eastAsiaTheme="majorEastAsia"/>
+        </w:rPr>
+        <w:t>Internal Fragmentation</w:t>
+      </w:r>
+      <w:r>
+        <w:t xml:space="preserve"> </w:t>
+      </w:r>
+      <w:r>
+        <w:rPr>
+          <w:rFonts w:ascii="Nirmala UI" w:hAnsi="Nirmala UI" w:cs="Nirmala UI"/>
+        </w:rPr>
+        <w:t>বলে।</w:t>
+      </w:r>
+    </w:p>
+    <w:p>
+      <w:pPr>
+        <w:pStyle w:val="NormalWeb"/>
+      </w:pPr>
+      <w:r>
+        <w:rPr>
+          <w:rStyle w:val="Strong"/>
+          <w:rFonts w:eastAsiaTheme="majorEastAsia"/>
+        </w:rPr>
+        <w:t>Example:</w:t>
+      </w:r>
+      <w:r>
+        <w:br/>
+      </w:r>
+      <w:r>
+        <w:rPr>
+          <w:rFonts w:ascii="Nirmala UI" w:hAnsi="Nirmala UI" w:cs="Nirmala UI"/>
+        </w:rPr>
+        <w:t>একটি</w:t>
+      </w:r>
+      <w:r>
+        <w:t xml:space="preserve"> partition-</w:t>
+      </w:r>
+      <w:r>
+        <w:rPr>
+          <w:rFonts w:ascii="Nirmala UI" w:hAnsi="Nirmala UI" w:cs="Nirmala UI"/>
+        </w:rPr>
+        <w:t>এর</w:t>
+      </w:r>
+      <w:r>
+        <w:t xml:space="preserve"> size = </w:t>
+      </w:r>
+      <w:r>
+        <w:rPr>
+          <w:rStyle w:val="Strong"/>
+          <w:rFonts w:eastAsiaTheme="majorEastAsia"/>
+        </w:rPr>
+        <w:t>10 KB</w:t>
+      </w:r>
+      <w:r>
+        <w:br/>
+        <w:t>Process-</w:t>
+      </w:r>
+      <w:r>
+        <w:rPr>
+          <w:rFonts w:ascii="Nirmala UI" w:hAnsi="Nirmala UI" w:cs="Nirmala UI"/>
+        </w:rPr>
+        <w:t>এর</w:t>
+      </w:r>
+      <w:r>
+        <w:t xml:space="preserve"> </w:t>
+      </w:r>
+      <w:r>
+        <w:rPr>
+          <w:rFonts w:ascii="Nirmala UI" w:hAnsi="Nirmala UI" w:cs="Nirmala UI"/>
+        </w:rPr>
+        <w:t>প্রয়োজন</w:t>
+      </w:r>
+      <w:r>
+        <w:t xml:space="preserve"> = </w:t>
+      </w:r>
+      <w:r>
+        <w:rPr>
+          <w:rStyle w:val="Strong"/>
+          <w:rFonts w:eastAsiaTheme="majorEastAsia"/>
+        </w:rPr>
+        <w:t>7 KB</w:t>
+      </w:r>
+    </w:p>
+    <w:p>
+      <w:pPr>
+        <w:pStyle w:val="NormalWeb"/>
+      </w:pPr>
+      <w:r>
+        <w:rPr>
+          <w:rFonts w:ascii="Nirmala UI" w:hAnsi="Nirmala UI" w:cs="Nirmala UI"/>
+        </w:rPr>
+        <w:t>তাহলে</w:t>
+      </w:r>
+      <w:r>
+        <w:t>,</w:t>
+      </w:r>
+    </w:p>
+    <w:p>
+      <w:pPr>
+        <w:pStyle w:val="NormalWeb"/>
+      </w:pPr>
+      <w:r>
+        <w:rPr>
+          <w:rStyle w:val="Strong"/>
+          <w:rFonts w:eastAsiaTheme="majorEastAsia"/>
+        </w:rPr>
+        <w:t>Internal Fragmentation = 10 − 7 = 3 KB</w:t>
+      </w:r>
+    </w:p>
+    <w:p>
+      <w:pPr>
+        <w:pStyle w:val="NormalWeb"/>
+      </w:pPr>
+      <w:r>
+        <w:rPr>
+          <w:rFonts w:ascii="Nirmala UI" w:hAnsi="Nirmala UI" w:cs="Nirmala UI"/>
+        </w:rPr>
+        <w:t>এই</w:t>
+      </w:r>
+      <w:r>
+        <w:t xml:space="preserve"> 3 KB </w:t>
+      </w:r>
+      <w:r>
+        <w:rPr>
+          <w:rFonts w:ascii="Nirmala UI" w:hAnsi="Nirmala UI" w:cs="Nirmala UI"/>
+        </w:rPr>
+        <w:t>জায়গা</w:t>
+      </w:r>
+      <w:r>
+        <w:t xml:space="preserve"> partition-</w:t>
+      </w:r>
+      <w:r>
+        <w:rPr>
+          <w:rFonts w:ascii="Nirmala UI" w:hAnsi="Nirmala UI" w:cs="Nirmala UI"/>
+        </w:rPr>
+        <w:t>এর</w:t>
+      </w:r>
+      <w:r>
+        <w:t xml:space="preserve"> </w:t>
+      </w:r>
+      <w:r>
+        <w:rPr>
+          <w:rStyle w:val="Strong"/>
+          <w:rFonts w:ascii="Nirmala UI" w:eastAsiaTheme="majorEastAsia" w:hAnsi="Nirmala UI" w:cs="Nirmala UI"/>
+        </w:rPr>
+        <w:t>ভেতরে</w:t>
+      </w:r>
+      <w:r>
+        <w:t xml:space="preserve"> </w:t>
+      </w:r>
+      <w:r>
+        <w:rPr>
+          <w:rFonts w:ascii="Nirmala UI" w:hAnsi="Nirmala UI" w:cs="Nirmala UI"/>
+        </w:rPr>
+        <w:t>থাকলেও</w:t>
+      </w:r>
+      <w:r>
+        <w:t xml:space="preserve"> </w:t>
+      </w:r>
+      <w:r>
+        <w:rPr>
+          <w:rFonts w:ascii="Nirmala UI" w:hAnsi="Nirmala UI" w:cs="Nirmala UI"/>
+        </w:rPr>
+        <w:t>অন্য</w:t>
+      </w:r>
+      <w:r>
+        <w:t xml:space="preserve"> </w:t>
+      </w:r>
+      <w:r>
+        <w:rPr>
+          <w:rFonts w:ascii="Nirmala UI" w:hAnsi="Nirmala UI" w:cs="Nirmala UI"/>
+        </w:rPr>
+        <w:t>কোনো</w:t>
+      </w:r>
+      <w:r>
+        <w:t xml:space="preserve"> process </w:t>
+      </w:r>
+      <w:r>
+        <w:rPr>
+          <w:rFonts w:ascii="Nirmala UI" w:hAnsi="Nirmala UI" w:cs="Nirmala UI"/>
+        </w:rPr>
+        <w:t>ব্যবহার</w:t>
+      </w:r>
+      <w:r>
+        <w:t xml:space="preserve"> </w:t>
+      </w:r>
+      <w:r>
+        <w:rPr>
+          <w:rFonts w:ascii="Nirmala UI" w:hAnsi="Nirmala UI" w:cs="Nirmala UI"/>
+        </w:rPr>
+        <w:t>করতে</w:t>
+      </w:r>
+      <w:r>
+        <w:t xml:space="preserve"> </w:t>
+      </w:r>
+      <w:r>
+        <w:rPr>
+          <w:rFonts w:ascii="Nirmala UI" w:hAnsi="Nirmala UI" w:cs="Nirmala UI"/>
+        </w:rPr>
+        <w:t>পারে</w:t>
+      </w:r>
+      <w:r>
+        <w:t xml:space="preserve"> </w:t>
+      </w:r>
+      <w:r>
+        <w:rPr>
+          <w:rFonts w:ascii="Nirmala UI" w:hAnsi="Nirmala UI" w:cs="Nirmala UI"/>
+        </w:rPr>
+        <w:t>না।</w:t>
+      </w:r>
+    </w:p>
+    <w:p>
+      <w:pPr>
+        <w:pStyle w:val="Heading3"/>
+      </w:pPr>
+      <w:r>
+        <w:t>Exam-Ready English Answer:</w:t>
+      </w:r>
+    </w:p>
+    <w:p>
+      <w:pPr>
+        <w:pStyle w:val="NormalWeb"/>
+      </w:pPr>
+      <w:r>
+        <w:rPr>
+          <w:rStyle w:val="Strong"/>
+          <w:rFonts w:eastAsiaTheme="majorEastAsia"/>
+        </w:rPr>
+        <w:t>Internal fragmentation</w:t>
+      </w:r>
+      <w:r>
+        <w:t xml:space="preserve"> occurs when a process is allocated a memory block that is larger than the memory it actually requires. The unused space inside the allocated memory block is called internal fragmentation.</w:t>
+      </w:r>
+    </w:p>
+    <w:p>
+      <w:pPr>
+        <w:pStyle w:val="NormalWeb"/>
+      </w:pPr>
+      <w:r>
+        <w:rPr>
+          <w:rStyle w:val="Strong"/>
+          <w:rFonts w:eastAsiaTheme="majorEastAsia"/>
+        </w:rPr>
+        <w:t>Example:</w:t>
+      </w:r>
+      <w:r>
+        <w:br/>
+        <w:t>If a process requires 7 KB but is allocated a 10 KB partition, then:</w:t>
+      </w:r>
+    </w:p>
+    <w:p>
+      <w:pPr>
+        <w:pStyle w:val="NormalWeb"/>
+      </w:pPr>
+      <w:r>
+        <w:rPr>
+          <w:rStyle w:val="Strong"/>
+          <w:rFonts w:eastAsiaTheme="majorEastAsia"/>
+        </w:rPr>
+        <w:t>Internal Fragmentation = 10 KB − 7 KB = 3 KB</w:t>
+      </w:r>
+    </w:p>
+    <w:p>
+      <w:pPr>
+        <w:pStyle w:val="NormalWeb"/>
+      </w:pPr>
+      <w:r>
+        <w:t xml:space="preserve">Thus, internal fragmentation is </w:t>
+      </w:r>
+      <w:r>
+        <w:rPr>
+          <w:rStyle w:val="Strong"/>
+          <w:rFonts w:eastAsiaTheme="majorEastAsia"/>
+        </w:rPr>
+        <w:t>wasted memory inside an allocated block</w:t>
+      </w:r>
+      <w:r>
+        <w:t>.</w:t>
+      </w:r>
+    </w:p>
+    <w:p>
+      <w:pPr>
+        <w:pStyle w:val="Heading3"/>
+      </w:pPr>
+      <w:r>
+        <w:rPr>
+          <w:rFonts w:ascii="Segoe UI Symbol" w:hAnsi="Segoe UI Symbol" w:cs="Segoe UI Symbol"/>
+        </w:rPr>
+        <w:t>⭐</w:t>
+      </w:r>
+      <w:r>
+        <w:t xml:space="preserve"> Remember:</w:t>
+      </w:r>
+    </w:p>
+    <w:p>
+      <w:pPr>
+        <w:pStyle w:val="NormalWeb"/>
+      </w:pPr>
+      <w:r>
+        <w:rPr>
+          <w:rStyle w:val="Strong"/>
+          <w:rFonts w:eastAsiaTheme="majorEastAsia"/>
+        </w:rPr>
+        <w:t>Internal = Inside the allocated block</w:t>
+      </w:r>
+    </w:p>
+    <w:p>
+      <w:pPr>
+        <w:pStyle w:val="NormalWeb"/>
+      </w:pPr>
+      <w:r>
+        <w:rPr>
+          <w:rStyle w:val="Strong"/>
+          <w:rFonts w:eastAsiaTheme="majorEastAsia"/>
+        </w:rPr>
+        <w:t>External = Outside the allocated blocks</w:t>
+      </w:r>
+      <w:bookmarkStart w:id="0" w:name="_GoBack"/>
+      <w:bookmarkEnd w:id="0"/>
     </w:p>
     <w:p>
       <w:pPr>
@@ -4664,6 +5228,7 @@
         <w:rPr>
           <w:rFonts w:ascii="Nirmala UI" w:hAnsi="Nirmala UI" w:cs="Nirmala UI"/>
         </w:rPr>
+        <w:lastRenderedPageBreak/>
         <w:t>সহজ</w:t>
       </w:r>
       <w:r>
@@ -5285,34 +5850,34 @@
         <w:rPr>
           <w:rStyle w:val="Strong"/>
         </w:rPr>
+        <w:t>Compaction</w:t>
+      </w:r>
+      <w:r>
+        <w:t xml:space="preserve"> is a memory-management technique used to reduce external fragmentation.</w:t>
+      </w:r>
+    </w:p>
+    <w:p>
+      <w:pPr>
+        <w:pStyle w:val="NormalWeb"/>
+      </w:pPr>
+      <w:r>
+        <w:t>During compaction, the operating system moves allocated processes in memory so that all free memory is combined into one large contiguous block.</w:t>
+      </w:r>
+    </w:p>
+    <w:p>
+      <w:pPr>
+        <w:pStyle w:val="Heading3"/>
+      </w:pPr>
+      <w:r>
+        <w:t>Important Condition:</w:t>
+      </w:r>
+    </w:p>
+    <w:p>
+      <w:pPr>
+        <w:pStyle w:val="NormalWeb"/>
+      </w:pPr>
+      <w:r>
         <w:lastRenderedPageBreak/>
-        <w:t>Compaction</w:t>
-      </w:r>
-      <w:r>
-        <w:t xml:space="preserve"> is a memory-management technique used to reduce external fragmentation.</w:t>
-      </w:r>
-    </w:p>
-    <w:p>
-      <w:pPr>
-        <w:pStyle w:val="NormalWeb"/>
-      </w:pPr>
-      <w:r>
-        <w:t>During compaction, the operating system moves allocated processes in memory so that all free memory is combined into one large contiguous block.</w:t>
-      </w:r>
-    </w:p>
-    <w:p>
-      <w:pPr>
-        <w:pStyle w:val="Heading3"/>
-      </w:pPr>
-      <w:r>
-        <w:t>Important Condition:</w:t>
-      </w:r>
-    </w:p>
-    <w:p>
-      <w:pPr>
-        <w:pStyle w:val="NormalWeb"/>
-      </w:pPr>
-      <w:r>
         <w:t xml:space="preserve">Compaction is possible only when </w:t>
       </w:r>
       <w:r>
@@ -5875,247 +6440,247 @@
         <w:pStyle w:val="NormalWeb"/>
       </w:pPr>
       <w:r>
+        <w:t>Contiguous allocation-</w:t>
+      </w:r>
+      <w:r>
+        <w:rPr>
+          <w:rFonts w:ascii="Nirmala UI" w:hAnsi="Nirmala UI" w:cs="Nirmala UI"/>
+        </w:rPr>
+        <w:t>এ</w:t>
+      </w:r>
+      <w:r>
+        <w:t xml:space="preserve"> process-</w:t>
+      </w:r>
+      <w:r>
+        <w:rPr>
+          <w:rFonts w:ascii="Nirmala UI" w:hAnsi="Nirmala UI" w:cs="Nirmala UI"/>
+        </w:rPr>
+        <w:t>এর</w:t>
+      </w:r>
+      <w:r>
+        <w:t xml:space="preserve"> </w:t>
+      </w:r>
+      <w:r>
+        <w:rPr>
+          <w:rFonts w:ascii="Nirmala UI" w:hAnsi="Nirmala UI" w:cs="Nirmala UI"/>
+        </w:rPr>
+        <w:t>জন্য</w:t>
+      </w:r>
+      <w:r>
+        <w:t xml:space="preserve"> </w:t>
+      </w:r>
+      <w:r>
+        <w:rPr>
+          <w:rFonts w:ascii="Nirmala UI" w:hAnsi="Nirmala UI" w:cs="Nirmala UI"/>
+        </w:rPr>
+        <w:t>একটি</w:t>
+      </w:r>
+      <w:r>
+        <w:t xml:space="preserve"> continuous memory block </w:t>
+      </w:r>
+      <w:r>
+        <w:rPr>
+          <w:rFonts w:ascii="Nirmala UI" w:hAnsi="Nirmala UI" w:cs="Nirmala UI"/>
+        </w:rPr>
+        <w:t>দরকার</w:t>
+      </w:r>
+      <w:r>
+        <w:t xml:space="preserve"> </w:t>
+      </w:r>
+      <w:r>
+        <w:rPr>
+          <w:rFonts w:ascii="Nirmala UI" w:hAnsi="Nirmala UI" w:cs="Nirmala UI"/>
+        </w:rPr>
+        <w:t>হয়।</w:t>
+      </w:r>
+      <w:r>
+        <w:t xml:space="preserve"> </w:t>
+      </w:r>
+      <w:r>
+        <w:rPr>
+          <w:rFonts w:ascii="Nirmala UI" w:hAnsi="Nirmala UI" w:cs="Nirmala UI"/>
+        </w:rPr>
+        <w:t>এতে</w:t>
+      </w:r>
+      <w:r>
+        <w:t xml:space="preserve"> fragmentation </w:t>
+      </w:r>
+      <w:r>
+        <w:rPr>
+          <w:rFonts w:ascii="Nirmala UI" w:hAnsi="Nirmala UI" w:cs="Nirmala UI"/>
+        </w:rPr>
+        <w:t>হয়</w:t>
+      </w:r>
+      <w:r>
+        <w:t xml:space="preserve"> </w:t>
+      </w:r>
+      <w:r>
+        <w:rPr>
+          <w:rFonts w:ascii="Nirmala UI" w:hAnsi="Nirmala UI" w:cs="Nirmala UI"/>
+        </w:rPr>
+        <w:t>এবং</w:t>
+      </w:r>
+      <w:r>
+        <w:t xml:space="preserve"> process-</w:t>
+      </w:r>
+      <w:r>
+        <w:rPr>
+          <w:rFonts w:ascii="Nirmala UI" w:hAnsi="Nirmala UI" w:cs="Nirmala UI"/>
+        </w:rPr>
+        <w:t>এর</w:t>
+      </w:r>
+      <w:r>
+        <w:t xml:space="preserve"> address space grow/shrink </w:t>
+      </w:r>
+      <w:r>
+        <w:rPr>
+          <w:rFonts w:ascii="Nirmala UI" w:hAnsi="Nirmala UI" w:cs="Nirmala UI"/>
+        </w:rPr>
+        <w:t>করাও</w:t>
+      </w:r>
+      <w:r>
+        <w:t xml:space="preserve"> </w:t>
+      </w:r>
+      <w:r>
+        <w:rPr>
+          <w:rFonts w:ascii="Nirmala UI" w:hAnsi="Nirmala UI" w:cs="Nirmala UI"/>
+        </w:rPr>
+        <w:t>কঠিন</w:t>
+      </w:r>
+      <w:r>
+        <w:t xml:space="preserve"> </w:t>
+      </w:r>
+      <w:r>
+        <w:rPr>
+          <w:rFonts w:ascii="Nirmala UI" w:hAnsi="Nirmala UI" w:cs="Nirmala UI"/>
+        </w:rPr>
+        <w:t>হয়।</w:t>
+      </w:r>
+    </w:p>
+    <w:p>
+      <w:pPr>
+        <w:pStyle w:val="NormalWeb"/>
+      </w:pPr>
+      <w:r>
+        <w:rPr>
+          <w:rFonts w:ascii="Nirmala UI" w:hAnsi="Nirmala UI" w:cs="Nirmala UI"/>
+        </w:rPr>
+        <w:t>তাই</w:t>
+      </w:r>
+      <w:r>
+        <w:t xml:space="preserve"> process-</w:t>
+      </w:r>
+      <w:r>
+        <w:rPr>
+          <w:rFonts w:ascii="Nirmala UI" w:hAnsi="Nirmala UI" w:cs="Nirmala UI"/>
+        </w:rPr>
+        <w:t>কে</w:t>
+      </w:r>
+      <w:r>
+        <w:t xml:space="preserve"> </w:t>
+      </w:r>
+      <w:r>
+        <w:rPr>
+          <w:rFonts w:ascii="Nirmala UI" w:hAnsi="Nirmala UI" w:cs="Nirmala UI"/>
+        </w:rPr>
+        <w:t>কয়েকটি</w:t>
+      </w:r>
+      <w:r>
+        <w:t xml:space="preserve"> </w:t>
+      </w:r>
+      <w:r>
+        <w:rPr>
+          <w:rFonts w:ascii="Nirmala UI" w:hAnsi="Nirmala UI" w:cs="Nirmala UI"/>
+        </w:rPr>
+        <w:t>ছোট</w:t>
+      </w:r>
+      <w:r>
+        <w:t xml:space="preserve"> </w:t>
+      </w:r>
+      <w:r>
+        <w:rPr>
+          <w:rFonts w:ascii="Nirmala UI" w:hAnsi="Nirmala UI" w:cs="Nirmala UI"/>
+        </w:rPr>
+        <w:t>অংশে</w:t>
+      </w:r>
+      <w:r>
+        <w:t xml:space="preserve"> </w:t>
+      </w:r>
+      <w:r>
+        <w:rPr>
+          <w:rFonts w:ascii="Nirmala UI" w:hAnsi="Nirmala UI" w:cs="Nirmala UI"/>
+        </w:rPr>
+        <w:t>ভাগ</w:t>
+      </w:r>
+      <w:r>
+        <w:t xml:space="preserve"> </w:t>
+      </w:r>
+      <w:r>
+        <w:rPr>
+          <w:rFonts w:ascii="Nirmala UI" w:hAnsi="Nirmala UI" w:cs="Nirmala UI"/>
+        </w:rPr>
+        <w:t>করে</w:t>
+      </w:r>
+      <w:r>
+        <w:t xml:space="preserve"> memory-</w:t>
+      </w:r>
+      <w:r>
+        <w:rPr>
+          <w:rFonts w:ascii="Nirmala UI" w:hAnsi="Nirmala UI" w:cs="Nirmala UI"/>
+        </w:rPr>
+        <w:t>এর</w:t>
+      </w:r>
+      <w:r>
+        <w:t xml:space="preserve"> </w:t>
+      </w:r>
+      <w:r>
+        <w:rPr>
+          <w:rFonts w:ascii="Nirmala UI" w:hAnsi="Nirmala UI" w:cs="Nirmala UI"/>
+        </w:rPr>
+        <w:t>বিভিন্ন</w:t>
+      </w:r>
+      <w:r>
+        <w:t xml:space="preserve"> </w:t>
+      </w:r>
+      <w:r>
+        <w:rPr>
+          <w:rFonts w:ascii="Nirmala UI" w:hAnsi="Nirmala UI" w:cs="Nirmala UI"/>
+        </w:rPr>
+        <w:t>জায়গায়</w:t>
+      </w:r>
+      <w:r>
+        <w:t xml:space="preserve"> </w:t>
+      </w:r>
+      <w:r>
+        <w:rPr>
+          <w:rFonts w:ascii="Nirmala UI" w:hAnsi="Nirmala UI" w:cs="Nirmala UI"/>
+        </w:rPr>
+        <w:t>রাখা</w:t>
+      </w:r>
+      <w:r>
+        <w:t xml:space="preserve"> </w:t>
+      </w:r>
+      <w:r>
+        <w:rPr>
+          <w:rFonts w:ascii="Nirmala UI" w:hAnsi="Nirmala UI" w:cs="Nirmala UI"/>
+        </w:rPr>
+        <w:t>হয়।</w:t>
+      </w:r>
+    </w:p>
+    <w:p>
+      <w:pPr>
+        <w:pStyle w:val="Heading3"/>
+      </w:pPr>
+      <w:r>
+        <w:t>Exam-Ready English Answer:</w:t>
+      </w:r>
+    </w:p>
+    <w:p>
+      <w:pPr>
+        <w:pStyle w:val="NormalWeb"/>
+      </w:pPr>
+      <w:r>
         <w:lastRenderedPageBreak/>
-        <w:t>Contiguous allocation-</w:t>
-      </w:r>
-      <w:r>
-        <w:rPr>
-          <w:rFonts w:ascii="Nirmala UI" w:hAnsi="Nirmala UI" w:cs="Nirmala UI"/>
-        </w:rPr>
-        <w:t>এ</w:t>
-      </w:r>
-      <w:r>
-        <w:t xml:space="preserve"> process-</w:t>
-      </w:r>
-      <w:r>
-        <w:rPr>
-          <w:rFonts w:ascii="Nirmala UI" w:hAnsi="Nirmala UI" w:cs="Nirmala UI"/>
-        </w:rPr>
-        <w:t>এর</w:t>
-      </w:r>
-      <w:r>
-        <w:t xml:space="preserve"> </w:t>
-      </w:r>
-      <w:r>
-        <w:rPr>
-          <w:rFonts w:ascii="Nirmala UI" w:hAnsi="Nirmala UI" w:cs="Nirmala UI"/>
-        </w:rPr>
-        <w:t>জন্য</w:t>
-      </w:r>
-      <w:r>
-        <w:t xml:space="preserve"> </w:t>
-      </w:r>
-      <w:r>
-        <w:rPr>
-          <w:rFonts w:ascii="Nirmala UI" w:hAnsi="Nirmala UI" w:cs="Nirmala UI"/>
-        </w:rPr>
-        <w:t>একটি</w:t>
-      </w:r>
-      <w:r>
-        <w:t xml:space="preserve"> continuous memory block </w:t>
-      </w:r>
-      <w:r>
-        <w:rPr>
-          <w:rFonts w:ascii="Nirmala UI" w:hAnsi="Nirmala UI" w:cs="Nirmala UI"/>
-        </w:rPr>
-        <w:t>দরকার</w:t>
-      </w:r>
-      <w:r>
-        <w:t xml:space="preserve"> </w:t>
-      </w:r>
-      <w:r>
-        <w:rPr>
-          <w:rFonts w:ascii="Nirmala UI" w:hAnsi="Nirmala UI" w:cs="Nirmala UI"/>
-        </w:rPr>
-        <w:t>হয়।</w:t>
-      </w:r>
-      <w:r>
-        <w:t xml:space="preserve"> </w:t>
-      </w:r>
-      <w:r>
-        <w:rPr>
-          <w:rFonts w:ascii="Nirmala UI" w:hAnsi="Nirmala UI" w:cs="Nirmala UI"/>
-        </w:rPr>
-        <w:t>এতে</w:t>
-      </w:r>
-      <w:r>
-        <w:t xml:space="preserve"> fragmentation </w:t>
-      </w:r>
-      <w:r>
-        <w:rPr>
-          <w:rFonts w:ascii="Nirmala UI" w:hAnsi="Nirmala UI" w:cs="Nirmala UI"/>
-        </w:rPr>
-        <w:t>হয়</w:t>
-      </w:r>
-      <w:r>
-        <w:t xml:space="preserve"> </w:t>
-      </w:r>
-      <w:r>
-        <w:rPr>
-          <w:rFonts w:ascii="Nirmala UI" w:hAnsi="Nirmala UI" w:cs="Nirmala UI"/>
-        </w:rPr>
-        <w:t>এবং</w:t>
-      </w:r>
-      <w:r>
-        <w:t xml:space="preserve"> process-</w:t>
-      </w:r>
-      <w:r>
-        <w:rPr>
-          <w:rFonts w:ascii="Nirmala UI" w:hAnsi="Nirmala UI" w:cs="Nirmala UI"/>
-        </w:rPr>
-        <w:t>এর</w:t>
-      </w:r>
-      <w:r>
-        <w:t xml:space="preserve"> address space grow/shrink </w:t>
-      </w:r>
-      <w:r>
-        <w:rPr>
-          <w:rFonts w:ascii="Nirmala UI" w:hAnsi="Nirmala UI" w:cs="Nirmala UI"/>
-        </w:rPr>
-        <w:t>করাও</w:t>
-      </w:r>
-      <w:r>
-        <w:t xml:space="preserve"> </w:t>
-      </w:r>
-      <w:r>
-        <w:rPr>
-          <w:rFonts w:ascii="Nirmala UI" w:hAnsi="Nirmala UI" w:cs="Nirmala UI"/>
-        </w:rPr>
-        <w:t>কঠিন</w:t>
-      </w:r>
-      <w:r>
-        <w:t xml:space="preserve"> </w:t>
-      </w:r>
-      <w:r>
-        <w:rPr>
-          <w:rFonts w:ascii="Nirmala UI" w:hAnsi="Nirmala UI" w:cs="Nirmala UI"/>
-        </w:rPr>
-        <w:t>হয়।</w:t>
-      </w:r>
-    </w:p>
-    <w:p>
-      <w:pPr>
-        <w:pStyle w:val="NormalWeb"/>
-      </w:pPr>
-      <w:r>
-        <w:rPr>
-          <w:rFonts w:ascii="Nirmala UI" w:hAnsi="Nirmala UI" w:cs="Nirmala UI"/>
-        </w:rPr>
-        <w:t>তাই</w:t>
-      </w:r>
-      <w:r>
-        <w:t xml:space="preserve"> process-</w:t>
-      </w:r>
-      <w:r>
-        <w:rPr>
-          <w:rFonts w:ascii="Nirmala UI" w:hAnsi="Nirmala UI" w:cs="Nirmala UI"/>
-        </w:rPr>
-        <w:t>কে</w:t>
-      </w:r>
-      <w:r>
-        <w:t xml:space="preserve"> </w:t>
-      </w:r>
-      <w:r>
-        <w:rPr>
-          <w:rFonts w:ascii="Nirmala UI" w:hAnsi="Nirmala UI" w:cs="Nirmala UI"/>
-        </w:rPr>
-        <w:t>কয়েকটি</w:t>
-      </w:r>
-      <w:r>
-        <w:t xml:space="preserve"> </w:t>
-      </w:r>
-      <w:r>
-        <w:rPr>
-          <w:rFonts w:ascii="Nirmala UI" w:hAnsi="Nirmala UI" w:cs="Nirmala UI"/>
-        </w:rPr>
-        <w:t>ছোট</w:t>
-      </w:r>
-      <w:r>
-        <w:t xml:space="preserve"> </w:t>
-      </w:r>
-      <w:r>
-        <w:rPr>
-          <w:rFonts w:ascii="Nirmala UI" w:hAnsi="Nirmala UI" w:cs="Nirmala UI"/>
-        </w:rPr>
-        <w:t>অংশে</w:t>
-      </w:r>
-      <w:r>
-        <w:t xml:space="preserve"> </w:t>
-      </w:r>
-      <w:r>
-        <w:rPr>
-          <w:rFonts w:ascii="Nirmala UI" w:hAnsi="Nirmala UI" w:cs="Nirmala UI"/>
-        </w:rPr>
-        <w:t>ভাগ</w:t>
-      </w:r>
-      <w:r>
-        <w:t xml:space="preserve"> </w:t>
-      </w:r>
-      <w:r>
-        <w:rPr>
-          <w:rFonts w:ascii="Nirmala UI" w:hAnsi="Nirmala UI" w:cs="Nirmala UI"/>
-        </w:rPr>
-        <w:t>করে</w:t>
-      </w:r>
-      <w:r>
-        <w:t xml:space="preserve"> memory-</w:t>
-      </w:r>
-      <w:r>
-        <w:rPr>
-          <w:rFonts w:ascii="Nirmala UI" w:hAnsi="Nirmala UI" w:cs="Nirmala UI"/>
-        </w:rPr>
-        <w:t>এর</w:t>
-      </w:r>
-      <w:r>
-        <w:t xml:space="preserve"> </w:t>
-      </w:r>
-      <w:r>
-        <w:rPr>
-          <w:rFonts w:ascii="Nirmala UI" w:hAnsi="Nirmala UI" w:cs="Nirmala UI"/>
-        </w:rPr>
-        <w:t>বিভিন্ন</w:t>
-      </w:r>
-      <w:r>
-        <w:t xml:space="preserve"> </w:t>
-      </w:r>
-      <w:r>
-        <w:rPr>
-          <w:rFonts w:ascii="Nirmala UI" w:hAnsi="Nirmala UI" w:cs="Nirmala UI"/>
-        </w:rPr>
-        <w:t>জায়গায়</w:t>
-      </w:r>
-      <w:r>
-        <w:t xml:space="preserve"> </w:t>
-      </w:r>
-      <w:r>
-        <w:rPr>
-          <w:rFonts w:ascii="Nirmala UI" w:hAnsi="Nirmala UI" w:cs="Nirmala UI"/>
-        </w:rPr>
-        <w:t>রাখা</w:t>
-      </w:r>
-      <w:r>
-        <w:t xml:space="preserve"> </w:t>
-      </w:r>
-      <w:r>
-        <w:rPr>
-          <w:rFonts w:ascii="Nirmala UI" w:hAnsi="Nirmala UI" w:cs="Nirmala UI"/>
-        </w:rPr>
-        <w:t>হয়।</w:t>
-      </w:r>
-    </w:p>
-    <w:p>
-      <w:pPr>
-        <w:pStyle w:val="Heading3"/>
-      </w:pPr>
-      <w:r>
-        <w:t>Exam-Ready English Answer:</w:t>
-      </w:r>
-    </w:p>
-    <w:p>
-      <w:pPr>
-        <w:pStyle w:val="NormalWeb"/>
-      </w:pPr>
-      <w:r>
         <w:t>Non-contiguous allocation is used to overcome the limitations of contiguous allocation.</w:t>
       </w:r>
     </w:p>
@@ -6489,7 +7054,6 @@
         <w:rPr>
           <w:rStyle w:val="Strong"/>
         </w:rPr>
-        <w:lastRenderedPageBreak/>
         <w:t>Segmentation</w:t>
       </w:r>
       <w:r>
@@ -6554,6 +7118,7 @@
         </w:numPr>
       </w:pPr>
       <w:r>
+        <w:lastRenderedPageBreak/>
         <w:t>Functions</w:t>
       </w:r>
     </w:p>
@@ -6863,7 +7428,6 @@
         <w:pStyle w:val="NormalWeb"/>
       </w:pPr>
       <w:r>
-        <w:lastRenderedPageBreak/>
         <w:t xml:space="preserve">CPU </w:t>
       </w:r>
       <w:r>
@@ -7054,6 +7618,7 @@
         </w:numPr>
       </w:pPr>
       <w:r>
+        <w:lastRenderedPageBreak/>
         <w:t xml:space="preserve">Limit = Segment </w:t>
       </w:r>
       <w:r>
@@ -7338,7 +7903,6 @@
         <w:rPr>
           <w:rStyle w:val="Strong"/>
         </w:rPr>
-        <w:lastRenderedPageBreak/>
         <w:t>s &lt; STLR</w:t>
       </w:r>
     </w:p>
@@ -7354,6 +7918,7 @@
         <w:pStyle w:val="Heading1"/>
       </w:pPr>
       <w:r>
+        <w:lastRenderedPageBreak/>
         <w:t>Q23. How is a logical address translated into a physical address in segmentation?</w:t>
       </w:r>
     </w:p>
@@ -7800,32 +8365,32 @@
         <w:pStyle w:val="NormalWeb"/>
       </w:pPr>
       <w:r>
+        <w:t xml:space="preserve">Segmentation supports sharing through </w:t>
+      </w:r>
+      <w:r>
+        <w:rPr>
+          <w:rStyle w:val="Strong"/>
+        </w:rPr>
+        <w:t>shared segments</w:t>
+      </w:r>
+      <w:r>
+        <w:t>.</w:t>
+      </w:r>
+    </w:p>
+    <w:p>
+      <w:pPr>
+        <w:pStyle w:val="NormalWeb"/>
+      </w:pPr>
+      <w:r>
+        <w:t>Different processes can have segment-table entries that refer to the same physical segment.</w:t>
+      </w:r>
+    </w:p>
+    <w:p>
+      <w:pPr>
+        <w:pStyle w:val="NormalWeb"/>
+      </w:pPr>
+      <w:r>
         <w:lastRenderedPageBreak/>
-        <w:t xml:space="preserve">Segmentation supports sharing through </w:t>
-      </w:r>
-      <w:r>
-        <w:rPr>
-          <w:rStyle w:val="Strong"/>
-        </w:rPr>
-        <w:t>shared segments</w:t>
-      </w:r>
-      <w:r>
-        <w:t>.</w:t>
-      </w:r>
-    </w:p>
-    <w:p>
-      <w:pPr>
-        <w:pStyle w:val="NormalWeb"/>
-      </w:pPr>
-      <w:r>
-        <w:t>Different processes can have segment-table entries that refer to the same physical segment.</w:t>
-      </w:r>
-    </w:p>
-    <w:p>
-      <w:pPr>
-        <w:pStyle w:val="NormalWeb"/>
-      </w:pPr>
-      <w:r>
         <w:t>For example, a read-only program code segment can be shared by multiple processes.</w:t>
       </w:r>
     </w:p>
@@ -8192,7 +8757,6 @@
         <w:pStyle w:val="NormalWeb"/>
       </w:pPr>
       <w:r>
-        <w:lastRenderedPageBreak/>
         <w:t>The major advantages of segmentation are:</w:t>
       </w:r>
     </w:p>
@@ -8217,6 +8781,7 @@
         </w:numPr>
       </w:pPr>
       <w:r>
+        <w:lastRenderedPageBreak/>
         <w:t>A segment represents a logical unit that is meaningful to the programmer.</w:t>
       </w:r>
     </w:p>
@@ -8740,15 +9305,15 @@
         <w:pStyle w:val="Heading3"/>
       </w:pPr>
       <w:r>
+        <w:t>Exam-Ready English Answer:</w:t>
+      </w:r>
+    </w:p>
+    <w:p>
+      <w:pPr>
+        <w:pStyle w:val="NormalWeb"/>
+      </w:pPr>
+      <w:r>
         <w:lastRenderedPageBreak/>
-        <w:t>Exam-Ready English Answer:</w:t>
-      </w:r>
-    </w:p>
-    <w:p>
-      <w:pPr>
-        <w:pStyle w:val="NormalWeb"/>
-      </w:pPr>
-      <w:r>
         <w:t>The main problem with segmentation is that segments are of variable length.</w:t>
       </w:r>
     </w:p>
@@ -9186,15 +9751,15 @@
         <w:pStyle w:val="NormalWeb"/>
       </w:pPr>
       <w:r>
+        <w:t>Physical memory is divided into fixed-size frames.</w:t>
+      </w:r>
+    </w:p>
+    <w:p>
+      <w:pPr>
+        <w:pStyle w:val="NormalWeb"/>
+      </w:pPr>
+      <w:r>
         <w:lastRenderedPageBreak/>
-        <w:t>Physical memory is divided into fixed-size frames.</w:t>
-      </w:r>
-    </w:p>
-    <w:p>
-      <w:pPr>
-        <w:pStyle w:val="NormalWeb"/>
-      </w:pPr>
-      <w:r>
         <w:t>Each page can be loaded into any available frame. Therefore, the pages of a process do not need to occupy contiguous physical memory.</w:t>
       </w:r>
     </w:p>
@@ -9537,18 +10102,18 @@
         <w:pStyle w:val="NormalWeb"/>
       </w:pPr>
       <w:r>
+        <w:t>The fifth page uses only 1 KB, leaving:</w:t>
+      </w:r>
+    </w:p>
+    <w:p>
+      <w:pPr>
+        <w:pStyle w:val="NormalWeb"/>
+      </w:pPr>
+      <w:r>
+        <w:rPr>
+          <w:rStyle w:val="Strong"/>
+        </w:rPr>
         <w:lastRenderedPageBreak/>
-        <w:t>The fifth page uses only 1 KB, leaving:</w:t>
-      </w:r>
-    </w:p>
-    <w:p>
-      <w:pPr>
-        <w:pStyle w:val="NormalWeb"/>
-      </w:pPr>
-      <w:r>
-        <w:rPr>
-          <w:rStyle w:val="Strong"/>
-        </w:rPr>
         <w:t>4 − 1 = 3 KB</w:t>
       </w:r>
     </w:p>
@@ -9974,12 +10539,12 @@
         <w:rPr>
           <w:rStyle w:val="Strong"/>
         </w:rPr>
+        <w:t>Logical Address → Page Number → Page Table → Frame Number → Physical Address</w:t>
+      </w:r>
+    </w:p>
+    <w:p>
+      <w:r>
         <w:lastRenderedPageBreak/>
-        <w:t>Logical Address → Page Number → Page Table → Frame Number → Physical Address</w:t>
-      </w:r>
-    </w:p>
-    <w:p>
-      <w:r>
         <w:pict>
           <v:rect id="_x0000_i1058" style="width:0;height:1.5pt" o:hralign="center" o:hrstd="t" o:hr="t" fillcolor="#a0a0a0" stroked="f"/>
         </w:pict>
@@ -10351,12 +10916,12 @@
         <w:pStyle w:val="NormalWeb"/>
       </w:pPr>
       <w:r>
+        <w:t>If the CPU generates page number 2, the page table indicates that it is stored in frame 8.</w:t>
+      </w:r>
+    </w:p>
+    <w:p>
+      <w:r>
         <w:lastRenderedPageBreak/>
-        <w:t>If the CPU generates page number 2, the page table indicates that it is stored in frame 8.</w:t>
-      </w:r>
-    </w:p>
-    <w:p>
-      <w:r>
         <w:pict>
           <v:rect id="_x0000_i1060" style="width:0;height:1.5pt" o:hralign="center" o:hrstd="t" o:hr="t" fillcolor="#a0a0a0" stroked="f"/>
         </w:pict>
@@ -10928,24 +11493,24 @@
         <w:pStyle w:val="NormalWeb"/>
       </w:pPr>
       <w:r>
+        <w:t xml:space="preserve">The major disadvantage of storing the page table in main memory is the </w:t>
+      </w:r>
+      <w:r>
+        <w:rPr>
+          <w:rStyle w:val="Strong"/>
+        </w:rPr>
+        <w:t>two-memory-access problem</w:t>
+      </w:r>
+      <w:r>
+        <w:t>.</w:t>
+      </w:r>
+    </w:p>
+    <w:p>
+      <w:pPr>
+        <w:pStyle w:val="NormalWeb"/>
+      </w:pPr>
+      <w:r>
         <w:lastRenderedPageBreak/>
-        <w:t xml:space="preserve">The major disadvantage of storing the page table in main memory is the </w:t>
-      </w:r>
-      <w:r>
-        <w:rPr>
-          <w:rStyle w:val="Strong"/>
-        </w:rPr>
-        <w:t>two-memory-access problem</w:t>
-      </w:r>
-      <w:r>
-        <w:t>.</w:t>
-      </w:r>
-    </w:p>
-    <w:p>
-      <w:pPr>
-        <w:pStyle w:val="NormalWeb"/>
-      </w:pPr>
-      <w:r>
         <w:t>For every memory reference:</w:t>
       </w:r>
     </w:p>
@@ -11375,15 +11940,15 @@
         <w:pStyle w:val="NormalWeb"/>
       </w:pPr>
       <w:r>
+        <w:t>In this case, the corresponding frame number can be obtained immediately, reducing the number of memory accesses.</w:t>
+      </w:r>
+    </w:p>
+    <w:p>
+      <w:pPr>
+        <w:pStyle w:val="Heading3"/>
+      </w:pPr>
+      <w:r>
         <w:lastRenderedPageBreak/>
-        <w:t>In this case, the corresponding frame number can be obtained immediately, reducing the number of memory accesses.</w:t>
-      </w:r>
-    </w:p>
-    <w:p>
-      <w:pPr>
-        <w:pStyle w:val="Heading3"/>
-      </w:pPr>
-      <w:r>
         <w:t>TLB Miss:</w:t>
       </w:r>
     </w:p>
@@ -11816,7 +12381,6 @@
         <w:pStyle w:val="NormalWeb"/>
       </w:pPr>
       <w:r>
-        <w:lastRenderedPageBreak/>
         <w:t>Thus, a higher TLB hit ratio results in a lower effective access time.</w:t>
       </w:r>
     </w:p>
@@ -11832,6 +12396,7 @@
         <w:pStyle w:val="Heading1"/>
       </w:pPr>
       <w:r>
+        <w:lastRenderedPageBreak/>
         <w:t>Part I: Memory Protection &amp; Shared Pages</w:t>
       </w:r>
     </w:p>
@@ -12199,7 +12764,6 @@
         <w:pStyle w:val="NormalWeb"/>
       </w:pPr>
       <w:r>
-        <w:lastRenderedPageBreak/>
         <w:t xml:space="preserve">A </w:t>
       </w:r>
       <w:r>
@@ -12253,6 +12817,7 @@
         <w:pStyle w:val="NormalWeb"/>
       </w:pPr>
       <w:r>
+        <w:lastRenderedPageBreak/>
         <w:t>An access to an invalid page causes a trap or exception.</w:t>
       </w:r>
     </w:p>
@@ -12621,7 +13186,6 @@
     </w:p>
     <w:p>
       <w:r>
-        <w:lastRenderedPageBreak/>
         <w:pict>
           <v:rect id="_x0000_i1069" style="width:0;height:1.5pt" o:hralign="center" o:hrstd="t" o:hr="t" fillcolor="#a0a0a0" stroked="f"/>
         </w:pict>
@@ -12632,6 +13196,7 @@
         <w:pStyle w:val="Heading1"/>
       </w:pPr>
       <w:r>
+        <w:lastRenderedPageBreak/>
         <w:t>Part J: Page Table Size Problem</w:t>
       </w:r>
     </w:p>
@@ -13179,31 +13744,31 @@
         <w:rPr>
           <w:rStyle w:val="Strong"/>
         </w:rPr>
+        <w:t>Page Table → Page Table-</w:t>
+      </w:r>
+      <w:r>
+        <w:rPr>
+          <w:rStyle w:val="Strong"/>
+          <w:rFonts w:ascii="Nirmala UI" w:hAnsi="Nirmala UI" w:cs="Nirmala UI"/>
+        </w:rPr>
+        <w:t>এর</w:t>
+      </w:r>
+      <w:r>
+        <w:rPr>
+          <w:rStyle w:val="Strong"/>
+        </w:rPr>
+        <w:t xml:space="preserve"> Page</w:t>
+      </w:r>
+    </w:p>
+    <w:p>
+      <w:pPr>
+        <w:pStyle w:val="NormalWeb"/>
+      </w:pPr>
+      <w:r>
+        <w:rPr>
+          <w:rFonts w:ascii="Nirmala UI" w:hAnsi="Nirmala UI" w:cs="Nirmala UI"/>
+        </w:rPr>
         <w:lastRenderedPageBreak/>
-        <w:t>Page Table → Page Table-</w:t>
-      </w:r>
-      <w:r>
-        <w:rPr>
-          <w:rStyle w:val="Strong"/>
-          <w:rFonts w:ascii="Nirmala UI" w:hAnsi="Nirmala UI" w:cs="Nirmala UI"/>
-        </w:rPr>
-        <w:t>এর</w:t>
-      </w:r>
-      <w:r>
-        <w:rPr>
-          <w:rStyle w:val="Strong"/>
-        </w:rPr>
-        <w:t xml:space="preserve"> Page</w:t>
-      </w:r>
-    </w:p>
-    <w:p>
-      <w:pPr>
-        <w:pStyle w:val="NormalWeb"/>
-      </w:pPr>
-      <w:r>
-        <w:rPr>
-          <w:rFonts w:ascii="Nirmala UI" w:hAnsi="Nirmala UI" w:cs="Nirmala UI"/>
-        </w:rPr>
         <w:t>এই</w:t>
       </w:r>
       <w:r>
@@ -23430,7 +23995,6 @@
     <w:name w:val="Normal (Web)"/>
     <w:basedOn w:val="Normal"/>
     <w:uiPriority w:val="99"/>
-    <w:semiHidden/>
     <w:unhideWhenUsed/>
     <w:rsid w:val="00533059"/>
     <w:pPr>

--- a/2. Second_Semester/3. Computer Architecture and Operating Systems/Fragmentation_Theory.docx
+++ b/2. Second_Semester/3. Computer Architecture and Operating Systems/Fragmentation_Theory.docx
@@ -6,24 +6,35 @@
       <w:pPr>
         <w:pStyle w:val="NormalWeb"/>
       </w:pPr>
-      <w:r>
-        <w:rPr>
-          <w:rFonts w:ascii="Nirmala UI" w:hAnsi="Nirmala UI" w:cs="Nirmala UI"/>
-        </w:rPr>
-        <w:t>অবশ্যই।</w:t>
+      <w:proofErr w:type="spellStart"/>
+      <w:r>
+        <w:rPr>
+          <w:rFonts w:ascii="Nirmala UI" w:hAnsi="Nirmala UI" w:cs="Nirmala UI"/>
+        </w:rPr>
+        <w:t>অবশ্যই</w:t>
+      </w:r>
+      <w:proofErr w:type="spellEnd"/>
+      <w:r>
+        <w:rPr>
+          <w:rFonts w:ascii="Nirmala UI" w:hAnsi="Nirmala UI" w:cs="Nirmala UI"/>
+        </w:rPr>
+        <w:t>।</w:t>
       </w:r>
       <w:r>
         <w:t xml:space="preserve"> </w:t>
       </w:r>
+      <w:proofErr w:type="spellStart"/>
       <w:r>
         <w:rPr>
           <w:rFonts w:ascii="Nirmala UI" w:hAnsi="Nirmala UI" w:cs="Nirmala UI"/>
         </w:rPr>
         <w:t>নিচে</w:t>
       </w:r>
+      <w:proofErr w:type="spellEnd"/>
       <w:r>
         <w:t xml:space="preserve"> </w:t>
       </w:r>
+      <w:proofErr w:type="spellStart"/>
       <w:r>
         <w:rPr>
           <w:rStyle w:val="Strong"/>
@@ -31,12 +42,14 @@
         </w:rPr>
         <w:t>শুধু</w:t>
       </w:r>
+      <w:proofErr w:type="spellEnd"/>
       <w:r>
         <w:rPr>
           <w:rStyle w:val="Strong"/>
         </w:rPr>
         <w:t xml:space="preserve"> Basic Definition + </w:t>
       </w:r>
+      <w:proofErr w:type="spellStart"/>
       <w:r>
         <w:rPr>
           <w:rStyle w:val="Strong"/>
@@ -44,6 +57,7 @@
         </w:rPr>
         <w:t>ছোট</w:t>
       </w:r>
+      <w:proofErr w:type="spellEnd"/>
       <w:r>
         <w:rPr>
           <w:rStyle w:val="Strong"/>
@@ -53,83 +67,113 @@
       <w:r>
         <w:t xml:space="preserve"> </w:t>
       </w:r>
+      <w:proofErr w:type="spellStart"/>
       <w:r>
         <w:rPr>
           <w:rFonts w:ascii="Nirmala UI" w:hAnsi="Nirmala UI" w:cs="Nirmala UI"/>
         </w:rPr>
         <w:t>দিলাম</w:t>
       </w:r>
+      <w:proofErr w:type="spellEnd"/>
       <w:r>
         <w:t>—exam-</w:t>
       </w:r>
+      <w:proofErr w:type="spellStart"/>
       <w:r>
         <w:rPr>
           <w:rFonts w:ascii="Nirmala UI" w:hAnsi="Nirmala UI" w:cs="Nirmala UI"/>
         </w:rPr>
         <w:t>এর</w:t>
       </w:r>
+      <w:proofErr w:type="spellEnd"/>
       <w:r>
         <w:t xml:space="preserve"> </w:t>
       </w:r>
+      <w:proofErr w:type="spellStart"/>
       <w:r>
         <w:rPr>
           <w:rFonts w:ascii="Nirmala UI" w:hAnsi="Nirmala UI" w:cs="Nirmala UI"/>
         </w:rPr>
         <w:t>আগে</w:t>
       </w:r>
+      <w:proofErr w:type="spellEnd"/>
       <w:r>
         <w:t xml:space="preserve"> </w:t>
       </w:r>
+      <w:proofErr w:type="spellStart"/>
       <w:r>
         <w:rPr>
           <w:rFonts w:ascii="Nirmala UI" w:hAnsi="Nirmala UI" w:cs="Nirmala UI"/>
         </w:rPr>
         <w:t>দ্রুত</w:t>
       </w:r>
+      <w:proofErr w:type="spellEnd"/>
       <w:r>
         <w:t xml:space="preserve"> revision </w:t>
       </w:r>
+      <w:proofErr w:type="spellStart"/>
       <w:r>
         <w:rPr>
           <w:rFonts w:ascii="Nirmala UI" w:hAnsi="Nirmala UI" w:cs="Nirmala UI"/>
         </w:rPr>
         <w:t>করার</w:t>
       </w:r>
+      <w:proofErr w:type="spellEnd"/>
       <w:r>
         <w:t xml:space="preserve"> </w:t>
       </w:r>
-      <w:r>
-        <w:rPr>
-          <w:rFonts w:ascii="Nirmala UI" w:hAnsi="Nirmala UI" w:cs="Nirmala UI"/>
-        </w:rPr>
-        <w:t>জন্য।</w:t>
+      <w:proofErr w:type="spellStart"/>
+      <w:r>
+        <w:rPr>
+          <w:rFonts w:ascii="Nirmala UI" w:hAnsi="Nirmala UI" w:cs="Nirmala UI"/>
+        </w:rPr>
+        <w:t>জন্য</w:t>
+      </w:r>
+      <w:proofErr w:type="spellEnd"/>
+      <w:r>
+        <w:rPr>
+          <w:rFonts w:ascii="Nirmala UI" w:hAnsi="Nirmala UI" w:cs="Nirmala UI"/>
+        </w:rPr>
+        <w:t>।</w:t>
       </w:r>
       <w:r>
         <w:t xml:space="preserve"> </w:t>
       </w:r>
+      <w:proofErr w:type="spellStart"/>
       <w:r>
         <w:rPr>
           <w:rFonts w:ascii="Nirmala UI" w:hAnsi="Nirmala UI" w:cs="Nirmala UI"/>
         </w:rPr>
         <w:t>বড়</w:t>
       </w:r>
+      <w:proofErr w:type="spellEnd"/>
       <w:r>
         <w:t xml:space="preserve"> explanation </w:t>
       </w:r>
+      <w:proofErr w:type="spellStart"/>
       <w:r>
         <w:rPr>
           <w:rFonts w:ascii="Nirmala UI" w:hAnsi="Nirmala UI" w:cs="Nirmala UI"/>
         </w:rPr>
         <w:t>বাদ</w:t>
       </w:r>
+      <w:proofErr w:type="spellEnd"/>
       <w:r>
         <w:t xml:space="preserve"> </w:t>
       </w:r>
-      <w:r>
-        <w:rPr>
-          <w:rFonts w:ascii="Nirmala UI" w:hAnsi="Nirmala UI" w:cs="Nirmala UI"/>
-        </w:rPr>
-        <w:t>দিলাম।</w:t>
+      <w:proofErr w:type="spellStart"/>
+      <w:r>
+        <w:rPr>
+          <w:rFonts w:ascii="Nirmala UI" w:hAnsi="Nirmala UI" w:cs="Nirmala UI"/>
+        </w:rPr>
+        <w:t>দিলাম</w:t>
+      </w:r>
+      <w:proofErr w:type="spellEnd"/>
+      <w:r>
+        <w:rPr>
+          <w:rFonts w:ascii="Nirmala UI" w:hAnsi="Nirmala UI" w:cs="Nirmala UI"/>
+        </w:rPr>
+        <w:t>।</w:t>
       </w:r>
     </w:p>
     <w:p>
@@ -143,8 +187,14 @@
     <w:p>
       <w:pPr>
         <w:pStyle w:val="Heading3"/>
-      </w:pPr>
-      <w:r>
+        <w:rPr>
+          <w:color w:val="000000" w:themeColor="text1"/>
+        </w:rPr>
+      </w:pPr>
+      <w:r>
+        <w:rPr>
+          <w:color w:val="000000" w:themeColor="text1"/>
+        </w:rPr>
         <w:t>1. Fragmentation</w:t>
       </w:r>
     </w:p>
@@ -167,6 +217,7 @@
       <w:pPr>
         <w:pStyle w:val="NormalWeb"/>
       </w:pPr>
+      <w:proofErr w:type="spellStart"/>
       <w:r>
         <w:rPr>
           <w:rStyle w:val="Strong"/>
@@ -174,6 +225,7 @@
         </w:rPr>
         <w:t>বাংলা</w:t>
       </w:r>
+      <w:proofErr w:type="spellEnd"/>
       <w:r>
         <w:rPr>
           <w:rStyle w:val="Strong"/>
@@ -183,65 +235,85 @@
       <w:r>
         <w:t xml:space="preserve"> Memory-</w:t>
       </w:r>
+      <w:proofErr w:type="spellStart"/>
       <w:r>
         <w:rPr>
           <w:rFonts w:ascii="Nirmala UI" w:hAnsi="Nirmala UI" w:cs="Nirmala UI"/>
         </w:rPr>
         <w:t>এর</w:t>
       </w:r>
+      <w:proofErr w:type="spellEnd"/>
       <w:r>
         <w:t xml:space="preserve"> </w:t>
       </w:r>
+      <w:proofErr w:type="spellStart"/>
       <w:r>
         <w:rPr>
           <w:rFonts w:ascii="Nirmala UI" w:hAnsi="Nirmala UI" w:cs="Nirmala UI"/>
         </w:rPr>
         <w:t>কিছু</w:t>
       </w:r>
+      <w:proofErr w:type="spellEnd"/>
       <w:r>
         <w:t xml:space="preserve"> </w:t>
       </w:r>
+      <w:proofErr w:type="spellStart"/>
       <w:r>
         <w:rPr>
           <w:rFonts w:ascii="Nirmala UI" w:hAnsi="Nirmala UI" w:cs="Nirmala UI"/>
         </w:rPr>
         <w:t>জায়গা</w:t>
       </w:r>
+      <w:proofErr w:type="spellEnd"/>
       <w:r>
         <w:t xml:space="preserve"> </w:t>
       </w:r>
+      <w:proofErr w:type="spellStart"/>
       <w:r>
         <w:rPr>
           <w:rFonts w:ascii="Nirmala UI" w:hAnsi="Nirmala UI" w:cs="Nirmala UI"/>
         </w:rPr>
         <w:t>ব্যবহার</w:t>
       </w:r>
+      <w:proofErr w:type="spellEnd"/>
       <w:r>
         <w:t xml:space="preserve"> </w:t>
       </w:r>
+      <w:proofErr w:type="spellStart"/>
       <w:r>
         <w:rPr>
           <w:rFonts w:ascii="Nirmala UI" w:hAnsi="Nirmala UI" w:cs="Nirmala UI"/>
         </w:rPr>
         <w:t>না</w:t>
       </w:r>
+      <w:proofErr w:type="spellEnd"/>
       <w:r>
         <w:t xml:space="preserve"> </w:t>
       </w:r>
+      <w:proofErr w:type="spellStart"/>
       <w:r>
         <w:rPr>
           <w:rFonts w:ascii="Nirmala UI" w:hAnsi="Nirmala UI" w:cs="Nirmala UI"/>
         </w:rPr>
         <w:t>হওয়াকে</w:t>
       </w:r>
+      <w:proofErr w:type="spellEnd"/>
       <w:r>
         <w:t xml:space="preserve"> Fragmentation </w:t>
       </w:r>
-      <w:r>
-        <w:rPr>
-          <w:rFonts w:ascii="Nirmala UI" w:hAnsi="Nirmala UI" w:cs="Nirmala UI"/>
-        </w:rPr>
-        <w:t>বলে।</w:t>
+      <w:proofErr w:type="spellStart"/>
+      <w:r>
+        <w:rPr>
+          <w:rFonts w:ascii="Nirmala UI" w:hAnsi="Nirmala UI" w:cs="Nirmala UI"/>
+        </w:rPr>
+        <w:t>বলে</w:t>
+      </w:r>
+      <w:proofErr w:type="spellEnd"/>
+      <w:r>
+        <w:rPr>
+          <w:rFonts w:ascii="Nirmala UI" w:hAnsi="Nirmala UI" w:cs="Nirmala UI"/>
+        </w:rPr>
+        <w:t>।</w:t>
       </w:r>
     </w:p>
     <w:p>
@@ -290,8 +362,6 @@
         </w:rPr>
         <w:t>+------+-------+------+-------+------+</w:t>
       </w:r>
-      <w:bookmarkStart w:id="0" w:name="_GoBack"/>
-      <w:bookmarkEnd w:id="0"/>
     </w:p>
     <w:p>
       <w:pPr>
@@ -320,6 +390,7 @@
       <w:pPr>
         <w:pStyle w:val="NormalWeb"/>
       </w:pPr>
+      <w:proofErr w:type="spellStart"/>
       <w:r>
         <w:rPr>
           <w:rStyle w:val="Strong"/>
@@ -327,6 +398,7 @@
         </w:rPr>
         <w:t>বাংলা</w:t>
       </w:r>
+      <w:proofErr w:type="spellEnd"/>
       <w:r>
         <w:rPr>
           <w:rStyle w:val="Strong"/>
@@ -336,56 +408,74 @@
       <w:r>
         <w:t xml:space="preserve"> </w:t>
       </w:r>
+      <w:proofErr w:type="spellStart"/>
       <w:r>
         <w:rPr>
           <w:rFonts w:ascii="Nirmala UI" w:hAnsi="Nirmala UI" w:cs="Nirmala UI"/>
         </w:rPr>
         <w:t>মোট</w:t>
       </w:r>
+      <w:proofErr w:type="spellEnd"/>
       <w:r>
         <w:t xml:space="preserve"> free memory </w:t>
       </w:r>
+      <w:proofErr w:type="spellStart"/>
       <w:r>
         <w:rPr>
           <w:rFonts w:ascii="Nirmala UI" w:hAnsi="Nirmala UI" w:cs="Nirmala UI"/>
         </w:rPr>
         <w:t>যথেষ্ট</w:t>
       </w:r>
+      <w:proofErr w:type="spellEnd"/>
       <w:r>
         <w:t xml:space="preserve"> </w:t>
       </w:r>
+      <w:proofErr w:type="spellStart"/>
       <w:r>
         <w:rPr>
           <w:rFonts w:ascii="Nirmala UI" w:hAnsi="Nirmala UI" w:cs="Nirmala UI"/>
         </w:rPr>
         <w:t>থাকলেও</w:t>
       </w:r>
+      <w:proofErr w:type="spellEnd"/>
       <w:r>
         <w:t xml:space="preserve"> contiguous </w:t>
       </w:r>
+      <w:proofErr w:type="spellStart"/>
       <w:r>
         <w:rPr>
           <w:rFonts w:ascii="Nirmala UI" w:hAnsi="Nirmala UI" w:cs="Nirmala UI"/>
         </w:rPr>
         <w:t>না</w:t>
       </w:r>
+      <w:proofErr w:type="spellEnd"/>
       <w:r>
         <w:t xml:space="preserve"> </w:t>
       </w:r>
+      <w:proofErr w:type="spellStart"/>
       <w:r>
         <w:rPr>
           <w:rFonts w:ascii="Nirmala UI" w:hAnsi="Nirmala UI" w:cs="Nirmala UI"/>
         </w:rPr>
         <w:t>থাকলে</w:t>
       </w:r>
+      <w:proofErr w:type="spellEnd"/>
       <w:r>
         <w:t xml:space="preserve"> External Fragmentation </w:t>
       </w:r>
-      <w:r>
-        <w:rPr>
-          <w:rFonts w:ascii="Nirmala UI" w:hAnsi="Nirmala UI" w:cs="Nirmala UI"/>
-        </w:rPr>
-        <w:t>হয়।</w:t>
+      <w:proofErr w:type="spellStart"/>
+      <w:r>
+        <w:rPr>
+          <w:rFonts w:ascii="Nirmala UI" w:hAnsi="Nirmala UI" w:cs="Nirmala UI"/>
+        </w:rPr>
+        <w:t>হয়</w:t>
+      </w:r>
+      <w:proofErr w:type="spellEnd"/>
+      <w:r>
+        <w:rPr>
+          <w:rFonts w:ascii="Nirmala UI" w:hAnsi="Nirmala UI" w:cs="Nirmala UI"/>
+        </w:rPr>
+        <w:t>।</w:t>
       </w:r>
     </w:p>
     <w:p>
@@ -512,6 +602,7 @@
       <w:pPr>
         <w:pStyle w:val="NormalWeb"/>
       </w:pPr>
+      <w:proofErr w:type="spellStart"/>
       <w:r>
         <w:rPr>
           <w:rStyle w:val="Strong"/>
@@ -519,6 +610,7 @@
         </w:rPr>
         <w:t>বাংলা</w:t>
       </w:r>
+      <w:proofErr w:type="spellEnd"/>
       <w:r>
         <w:rPr>
           <w:rStyle w:val="Strong"/>
@@ -528,38 +620,52 @@
       <w:r>
         <w:t xml:space="preserve"> Allocated block-</w:t>
       </w:r>
+      <w:proofErr w:type="spellStart"/>
       <w:r>
         <w:rPr>
           <w:rFonts w:ascii="Nirmala UI" w:hAnsi="Nirmala UI" w:cs="Nirmala UI"/>
         </w:rPr>
         <w:t>এর</w:t>
       </w:r>
+      <w:proofErr w:type="spellEnd"/>
       <w:r>
         <w:t xml:space="preserve"> </w:t>
       </w:r>
+      <w:proofErr w:type="spellStart"/>
       <w:r>
         <w:rPr>
           <w:rFonts w:ascii="Nirmala UI" w:hAnsi="Nirmala UI" w:cs="Nirmala UI"/>
         </w:rPr>
         <w:t>ভিতরে</w:t>
       </w:r>
+      <w:proofErr w:type="spellEnd"/>
       <w:r>
         <w:t xml:space="preserve"> unused space </w:t>
       </w:r>
+      <w:proofErr w:type="spellStart"/>
       <w:r>
         <w:rPr>
           <w:rFonts w:ascii="Nirmala UI" w:hAnsi="Nirmala UI" w:cs="Nirmala UI"/>
         </w:rPr>
         <w:t>থাকলে</w:t>
       </w:r>
+      <w:proofErr w:type="spellEnd"/>
       <w:r>
         <w:t xml:space="preserve"> Internal Fragmentation </w:t>
       </w:r>
-      <w:r>
-        <w:rPr>
-          <w:rFonts w:ascii="Nirmala UI" w:hAnsi="Nirmala UI" w:cs="Nirmala UI"/>
-        </w:rPr>
-        <w:t>হয়।</w:t>
+      <w:proofErr w:type="spellStart"/>
+      <w:r>
+        <w:rPr>
+          <w:rFonts w:ascii="Nirmala UI" w:hAnsi="Nirmala UI" w:cs="Nirmala UI"/>
+        </w:rPr>
+        <w:t>হয়</w:t>
+      </w:r>
+      <w:proofErr w:type="spellEnd"/>
+      <w:r>
+        <w:rPr>
+          <w:rFonts w:ascii="Nirmala UI" w:hAnsi="Nirmala UI" w:cs="Nirmala UI"/>
+        </w:rPr>
+        <w:t>।</w:t>
       </w:r>
     </w:p>
     <w:p>
@@ -671,6 +777,7 @@
       <w:pPr>
         <w:pStyle w:val="NormalWeb"/>
       </w:pPr>
+      <w:proofErr w:type="spellStart"/>
       <w:r>
         <w:rPr>
           <w:rStyle w:val="Strong"/>
@@ -678,6 +785,7 @@
         </w:rPr>
         <w:t>বাংলা</w:t>
       </w:r>
+      <w:proofErr w:type="spellEnd"/>
       <w:r>
         <w:rPr>
           <w:rStyle w:val="Strong"/>
@@ -687,101 +795,129 @@
       <w:r>
         <w:t xml:space="preserve"> </w:t>
       </w:r>
+      <w:proofErr w:type="spellStart"/>
       <w:r>
         <w:rPr>
           <w:rFonts w:ascii="Nirmala UI" w:hAnsi="Nirmala UI" w:cs="Nirmala UI"/>
         </w:rPr>
         <w:t>ছড়িয়ে</w:t>
       </w:r>
+      <w:proofErr w:type="spellEnd"/>
       <w:r>
         <w:t xml:space="preserve"> </w:t>
       </w:r>
+      <w:proofErr w:type="spellStart"/>
       <w:r>
         <w:rPr>
           <w:rFonts w:ascii="Nirmala UI" w:hAnsi="Nirmala UI" w:cs="Nirmala UI"/>
         </w:rPr>
         <w:t>থাকা</w:t>
       </w:r>
+      <w:proofErr w:type="spellEnd"/>
       <w:r>
         <w:t xml:space="preserve"> free space-</w:t>
       </w:r>
+      <w:proofErr w:type="spellStart"/>
       <w:r>
         <w:rPr>
           <w:rFonts w:ascii="Nirmala UI" w:hAnsi="Nirmala UI" w:cs="Nirmala UI"/>
         </w:rPr>
         <w:t>গুলোকে</w:t>
       </w:r>
+      <w:proofErr w:type="spellEnd"/>
       <w:r>
         <w:t xml:space="preserve"> </w:t>
       </w:r>
+      <w:proofErr w:type="spellStart"/>
       <w:r>
         <w:rPr>
           <w:rFonts w:ascii="Nirmala UI" w:hAnsi="Nirmala UI" w:cs="Nirmala UI"/>
         </w:rPr>
         <w:t>এক</w:t>
       </w:r>
+      <w:proofErr w:type="spellEnd"/>
       <w:r>
         <w:t xml:space="preserve"> </w:t>
       </w:r>
+      <w:proofErr w:type="spellStart"/>
       <w:r>
         <w:rPr>
           <w:rFonts w:ascii="Nirmala UI" w:hAnsi="Nirmala UI" w:cs="Nirmala UI"/>
         </w:rPr>
         <w:t>জায়গায়</w:t>
       </w:r>
+      <w:proofErr w:type="spellEnd"/>
       <w:r>
         <w:t xml:space="preserve"> </w:t>
       </w:r>
+      <w:proofErr w:type="spellStart"/>
       <w:r>
         <w:rPr>
           <w:rFonts w:ascii="Nirmala UI" w:hAnsi="Nirmala UI" w:cs="Nirmala UI"/>
         </w:rPr>
         <w:t>এনে</w:t>
       </w:r>
+      <w:proofErr w:type="spellEnd"/>
       <w:r>
         <w:t xml:space="preserve"> </w:t>
       </w:r>
+      <w:proofErr w:type="spellStart"/>
       <w:r>
         <w:rPr>
           <w:rFonts w:ascii="Nirmala UI" w:hAnsi="Nirmala UI" w:cs="Nirmala UI"/>
         </w:rPr>
         <w:t>বড়</w:t>
       </w:r>
+      <w:proofErr w:type="spellEnd"/>
       <w:r>
         <w:t xml:space="preserve"> </w:t>
       </w:r>
+      <w:proofErr w:type="spellStart"/>
       <w:r>
         <w:rPr>
           <w:rFonts w:ascii="Nirmala UI" w:hAnsi="Nirmala UI" w:cs="Nirmala UI"/>
         </w:rPr>
         <w:t>একটি</w:t>
       </w:r>
+      <w:proofErr w:type="spellEnd"/>
       <w:r>
         <w:t xml:space="preserve"> block </w:t>
       </w:r>
+      <w:proofErr w:type="spellStart"/>
       <w:r>
         <w:rPr>
           <w:rFonts w:ascii="Nirmala UI" w:hAnsi="Nirmala UI" w:cs="Nirmala UI"/>
         </w:rPr>
         <w:t>তৈরি</w:t>
       </w:r>
+      <w:proofErr w:type="spellEnd"/>
       <w:r>
         <w:t xml:space="preserve"> </w:t>
       </w:r>
+      <w:proofErr w:type="spellStart"/>
       <w:r>
         <w:rPr>
           <w:rFonts w:ascii="Nirmala UI" w:hAnsi="Nirmala UI" w:cs="Nirmala UI"/>
         </w:rPr>
         <w:t>করাকে</w:t>
       </w:r>
+      <w:proofErr w:type="spellEnd"/>
       <w:r>
         <w:t xml:space="preserve"> Compaction </w:t>
       </w:r>
-      <w:r>
-        <w:rPr>
-          <w:rFonts w:ascii="Nirmala UI" w:hAnsi="Nirmala UI" w:cs="Nirmala UI"/>
-        </w:rPr>
-        <w:t>বলে।</w:t>
+      <w:proofErr w:type="spellStart"/>
+      <w:r>
+        <w:rPr>
+          <w:rFonts w:ascii="Nirmala UI" w:hAnsi="Nirmala UI" w:cs="Nirmala UI"/>
+        </w:rPr>
+        <w:t>বলে</w:t>
+      </w:r>
+      <w:proofErr w:type="spellEnd"/>
+      <w:r>
+        <w:rPr>
+          <w:rFonts w:ascii="Nirmala UI" w:hAnsi="Nirmala UI" w:cs="Nirmala UI"/>
+        </w:rPr>
+        <w:t>।</w:t>
       </w:r>
     </w:p>
     <w:p>
@@ -945,6 +1081,7 @@
       <w:pPr>
         <w:pStyle w:val="NormalWeb"/>
       </w:pPr>
+      <w:proofErr w:type="spellStart"/>
       <w:r>
         <w:rPr>
           <w:rStyle w:val="Strong"/>
@@ -952,6 +1089,7 @@
         </w:rPr>
         <w:t>বাংলা</w:t>
       </w:r>
+      <w:proofErr w:type="spellEnd"/>
       <w:r>
         <w:rPr>
           <w:rStyle w:val="Strong"/>
@@ -961,39 +1099,47 @@
       <w:r>
         <w:t xml:space="preserve"> </w:t>
       </w:r>
+      <w:proofErr w:type="spellStart"/>
       <w:r>
         <w:rPr>
           <w:rFonts w:ascii="Nirmala UI" w:hAnsi="Nirmala UI" w:cs="Nirmala UI"/>
         </w:rPr>
         <w:t>শুরু</w:t>
       </w:r>
+      <w:proofErr w:type="spellEnd"/>
       <w:r>
         <w:t xml:space="preserve"> </w:t>
       </w:r>
+      <w:proofErr w:type="spellStart"/>
       <w:r>
         <w:rPr>
           <w:rFonts w:ascii="Nirmala UI" w:hAnsi="Nirmala UI" w:cs="Nirmala UI"/>
         </w:rPr>
         <w:t>থেকে</w:t>
       </w:r>
+      <w:proofErr w:type="spellEnd"/>
       <w:r>
         <w:t xml:space="preserve"> search </w:t>
       </w:r>
+      <w:proofErr w:type="spellStart"/>
       <w:r>
         <w:rPr>
           <w:rFonts w:ascii="Nirmala UI" w:hAnsi="Nirmala UI" w:cs="Nirmala UI"/>
         </w:rPr>
         <w:t>করে</w:t>
       </w:r>
+      <w:proofErr w:type="spellEnd"/>
       <w:r>
         <w:t xml:space="preserve"> </w:t>
       </w:r>
+      <w:proofErr w:type="spellStart"/>
       <w:r>
         <w:rPr>
           <w:rFonts w:ascii="Nirmala UI" w:hAnsi="Nirmala UI" w:cs="Nirmala UI"/>
         </w:rPr>
         <w:t>প্রথম</w:t>
       </w:r>
+      <w:proofErr w:type="spellEnd"/>
       <w:r>
         <w:t xml:space="preserve"> suitable hole-</w:t>
       </w:r>
@@ -1006,11 +1152,19 @@
       <w:r>
         <w:t xml:space="preserve"> process </w:t>
       </w:r>
-      <w:r>
-        <w:rPr>
-          <w:rFonts w:ascii="Nirmala UI" w:hAnsi="Nirmala UI" w:cs="Nirmala UI"/>
-        </w:rPr>
-        <w:t>বসায়।</w:t>
+      <w:proofErr w:type="spellStart"/>
+      <w:r>
+        <w:rPr>
+          <w:rFonts w:ascii="Nirmala UI" w:hAnsi="Nirmala UI" w:cs="Nirmala UI"/>
+        </w:rPr>
+        <w:t>বসায়</w:t>
+      </w:r>
+      <w:proofErr w:type="spellEnd"/>
+      <w:r>
+        <w:rPr>
+          <w:rFonts w:ascii="Nirmala UI" w:hAnsi="Nirmala UI" w:cs="Nirmala UI"/>
+        </w:rPr>
+        <w:t>।</w:t>
       </w:r>
     </w:p>
     <w:p>
@@ -1102,6 +1256,7 @@
       <w:pPr>
         <w:pStyle w:val="NormalWeb"/>
       </w:pPr>
+      <w:proofErr w:type="spellStart"/>
       <w:r>
         <w:rPr>
           <w:rStyle w:val="Strong"/>
@@ -1109,6 +1264,7 @@
         </w:rPr>
         <w:t>বাংলা</w:t>
       </w:r>
+      <w:proofErr w:type="spellEnd"/>
       <w:r>
         <w:rPr>
           <w:rStyle w:val="Strong"/>
@@ -1118,74 +1274,96 @@
       <w:r>
         <w:t xml:space="preserve"> </w:t>
       </w:r>
+      <w:proofErr w:type="spellStart"/>
       <w:r>
         <w:rPr>
           <w:rFonts w:ascii="Nirmala UI" w:hAnsi="Nirmala UI" w:cs="Nirmala UI"/>
         </w:rPr>
         <w:t>আগের</w:t>
       </w:r>
+      <w:proofErr w:type="spellEnd"/>
       <w:r>
         <w:t xml:space="preserve"> allocation </w:t>
       </w:r>
+      <w:proofErr w:type="spellStart"/>
       <w:r>
         <w:rPr>
           <w:rFonts w:ascii="Nirmala UI" w:hAnsi="Nirmala UI" w:cs="Nirmala UI"/>
         </w:rPr>
         <w:t>যেখানে</w:t>
       </w:r>
+      <w:proofErr w:type="spellEnd"/>
       <w:r>
         <w:t xml:space="preserve"> </w:t>
       </w:r>
+      <w:proofErr w:type="spellStart"/>
       <w:r>
         <w:rPr>
           <w:rFonts w:ascii="Nirmala UI" w:hAnsi="Nirmala UI" w:cs="Nirmala UI"/>
         </w:rPr>
         <w:t>শেষ</w:t>
       </w:r>
+      <w:proofErr w:type="spellEnd"/>
       <w:r>
         <w:t xml:space="preserve"> </w:t>
       </w:r>
+      <w:proofErr w:type="spellStart"/>
       <w:r>
         <w:rPr>
           <w:rFonts w:ascii="Nirmala UI" w:hAnsi="Nirmala UI" w:cs="Nirmala UI"/>
         </w:rPr>
         <w:t>হয়েছিল</w:t>
       </w:r>
+      <w:proofErr w:type="spellEnd"/>
       <w:r>
         <w:t xml:space="preserve">, </w:t>
       </w:r>
+      <w:proofErr w:type="spellStart"/>
       <w:r>
         <w:rPr>
           <w:rFonts w:ascii="Nirmala UI" w:hAnsi="Nirmala UI" w:cs="Nirmala UI"/>
         </w:rPr>
         <w:t>সেখান</w:t>
       </w:r>
+      <w:proofErr w:type="spellEnd"/>
       <w:r>
         <w:t xml:space="preserve"> </w:t>
       </w:r>
+      <w:proofErr w:type="spellStart"/>
       <w:r>
         <w:rPr>
           <w:rFonts w:ascii="Nirmala UI" w:hAnsi="Nirmala UI" w:cs="Nirmala UI"/>
         </w:rPr>
         <w:t>থেকে</w:t>
       </w:r>
+      <w:proofErr w:type="spellEnd"/>
       <w:r>
         <w:t xml:space="preserve"> search </w:t>
       </w:r>
+      <w:proofErr w:type="spellStart"/>
       <w:r>
         <w:rPr>
           <w:rFonts w:ascii="Nirmala UI" w:hAnsi="Nirmala UI" w:cs="Nirmala UI"/>
         </w:rPr>
         <w:t>শুরু</w:t>
       </w:r>
+      <w:proofErr w:type="spellEnd"/>
       <w:r>
         <w:t xml:space="preserve"> </w:t>
       </w:r>
-      <w:r>
-        <w:rPr>
-          <w:rFonts w:ascii="Nirmala UI" w:hAnsi="Nirmala UI" w:cs="Nirmala UI"/>
-        </w:rPr>
-        <w:t>করে।</w:t>
+      <w:proofErr w:type="spellStart"/>
+      <w:r>
+        <w:rPr>
+          <w:rFonts w:ascii="Nirmala UI" w:hAnsi="Nirmala UI" w:cs="Nirmala UI"/>
+        </w:rPr>
+        <w:t>করে</w:t>
+      </w:r>
+      <w:proofErr w:type="spellEnd"/>
+      <w:r>
+        <w:rPr>
+          <w:rFonts w:ascii="Nirmala UI" w:hAnsi="Nirmala UI" w:cs="Nirmala UI"/>
+        </w:rPr>
+        <w:t>।</w:t>
       </w:r>
     </w:p>
     <w:p>
@@ -1293,6 +1471,7 @@
       <w:pPr>
         <w:pStyle w:val="NormalWeb"/>
       </w:pPr>
+      <w:proofErr w:type="spellStart"/>
       <w:r>
         <w:rPr>
           <w:rStyle w:val="Strong"/>
@@ -1300,6 +1479,7 @@
         </w:rPr>
         <w:t>বাংলা</w:t>
       </w:r>
+      <w:proofErr w:type="spellEnd"/>
       <w:r>
         <w:rPr>
           <w:rStyle w:val="Strong"/>
@@ -1309,56 +1489,74 @@
       <w:r>
         <w:t xml:space="preserve"> Suitable hole-</w:t>
       </w:r>
+      <w:proofErr w:type="spellStart"/>
       <w:r>
         <w:rPr>
           <w:rFonts w:ascii="Nirmala UI" w:hAnsi="Nirmala UI" w:cs="Nirmala UI"/>
         </w:rPr>
         <w:t>গুলোর</w:t>
       </w:r>
+      <w:proofErr w:type="spellEnd"/>
       <w:r>
         <w:t xml:space="preserve"> </w:t>
       </w:r>
+      <w:proofErr w:type="spellStart"/>
       <w:r>
         <w:rPr>
           <w:rFonts w:ascii="Nirmala UI" w:hAnsi="Nirmala UI" w:cs="Nirmala UI"/>
         </w:rPr>
         <w:t>মধ্যে</w:t>
       </w:r>
+      <w:proofErr w:type="spellEnd"/>
       <w:r>
         <w:t xml:space="preserve"> </w:t>
       </w:r>
+      <w:proofErr w:type="spellStart"/>
       <w:r>
         <w:rPr>
           <w:rFonts w:ascii="Nirmala UI" w:hAnsi="Nirmala UI" w:cs="Nirmala UI"/>
         </w:rPr>
         <w:t>সবচেয়ে</w:t>
       </w:r>
+      <w:proofErr w:type="spellEnd"/>
       <w:r>
         <w:t xml:space="preserve"> </w:t>
       </w:r>
+      <w:proofErr w:type="spellStart"/>
       <w:r>
         <w:rPr>
           <w:rFonts w:ascii="Nirmala UI" w:hAnsi="Nirmala UI" w:cs="Nirmala UI"/>
         </w:rPr>
         <w:t>ছোট</w:t>
       </w:r>
+      <w:proofErr w:type="spellEnd"/>
       <w:r>
         <w:t xml:space="preserve"> hole </w:t>
       </w:r>
+      <w:proofErr w:type="spellStart"/>
       <w:r>
         <w:rPr>
           <w:rFonts w:ascii="Nirmala UI" w:hAnsi="Nirmala UI" w:cs="Nirmala UI"/>
         </w:rPr>
         <w:t>নির্বাচন</w:t>
       </w:r>
+      <w:proofErr w:type="spellEnd"/>
       <w:r>
         <w:t xml:space="preserve"> </w:t>
       </w:r>
-      <w:r>
-        <w:rPr>
-          <w:rFonts w:ascii="Nirmala UI" w:hAnsi="Nirmala UI" w:cs="Nirmala UI"/>
-        </w:rPr>
-        <w:t>করে।</w:t>
+      <w:proofErr w:type="spellStart"/>
+      <w:r>
+        <w:rPr>
+          <w:rFonts w:ascii="Nirmala UI" w:hAnsi="Nirmala UI" w:cs="Nirmala UI"/>
+        </w:rPr>
+        <w:t>করে</w:t>
+      </w:r>
+      <w:proofErr w:type="spellEnd"/>
+      <w:r>
+        <w:rPr>
+          <w:rFonts w:ascii="Nirmala UI" w:hAnsi="Nirmala UI" w:cs="Nirmala UI"/>
+        </w:rPr>
+        <w:t>।</w:t>
       </w:r>
     </w:p>
     <w:p>
@@ -1436,6 +1634,7 @@
       <w:pPr>
         <w:pStyle w:val="NormalWeb"/>
       </w:pPr>
+      <w:proofErr w:type="spellStart"/>
       <w:r>
         <w:rPr>
           <w:rStyle w:val="Strong"/>
@@ -1443,6 +1642,7 @@
         </w:rPr>
         <w:t>বাংলা</w:t>
       </w:r>
+      <w:proofErr w:type="spellEnd"/>
       <w:r>
         <w:rPr>
           <w:rStyle w:val="Strong"/>
@@ -1452,21 +1652,25 @@
       <w:r>
         <w:t xml:space="preserve"> </w:t>
       </w:r>
+      <w:proofErr w:type="spellStart"/>
       <w:r>
         <w:rPr>
           <w:rFonts w:ascii="Nirmala UI" w:hAnsi="Nirmala UI" w:cs="Nirmala UI"/>
         </w:rPr>
         <w:t>সবচেয়ে</w:t>
       </w:r>
+      <w:proofErr w:type="spellEnd"/>
       <w:r>
         <w:t xml:space="preserve"> </w:t>
       </w:r>
+      <w:proofErr w:type="spellStart"/>
       <w:r>
         <w:rPr>
           <w:rFonts w:ascii="Nirmala UI" w:hAnsi="Nirmala UI" w:cs="Nirmala UI"/>
         </w:rPr>
         <w:t>বড়</w:t>
       </w:r>
+      <w:proofErr w:type="spellEnd"/>
       <w:r>
         <w:t xml:space="preserve"> available hole-</w:t>
       </w:r>
@@ -1479,11 +1683,19 @@
       <w:r>
         <w:t xml:space="preserve"> process </w:t>
       </w:r>
-      <w:r>
-        <w:rPr>
-          <w:rFonts w:ascii="Nirmala UI" w:hAnsi="Nirmala UI" w:cs="Nirmala UI"/>
-        </w:rPr>
-        <w:t>বসায়।</w:t>
+      <w:proofErr w:type="spellStart"/>
+      <w:r>
+        <w:rPr>
+          <w:rFonts w:ascii="Nirmala UI" w:hAnsi="Nirmala UI" w:cs="Nirmala UI"/>
+        </w:rPr>
+        <w:t>বসায়</w:t>
+      </w:r>
+      <w:proofErr w:type="spellEnd"/>
+      <w:r>
+        <w:rPr>
+          <w:rFonts w:ascii="Nirmala UI" w:hAnsi="Nirmala UI" w:cs="Nirmala UI"/>
+        </w:rPr>
+        <w:t>।</w:t>
       </w:r>
     </w:p>
     <w:p>
@@ -1569,6 +1781,7 @@
       <w:pPr>
         <w:pStyle w:val="NormalWeb"/>
       </w:pPr>
+      <w:proofErr w:type="spellStart"/>
       <w:r>
         <w:rPr>
           <w:rStyle w:val="Strong"/>
@@ -1576,6 +1789,7 @@
         </w:rPr>
         <w:t>বাংলা</w:t>
       </w:r>
+      <w:proofErr w:type="spellEnd"/>
       <w:r>
         <w:rPr>
           <w:rStyle w:val="Strong"/>
@@ -1585,65 +1799,85 @@
       <w:r>
         <w:t xml:space="preserve"> Program-</w:t>
       </w:r>
+      <w:proofErr w:type="spellStart"/>
       <w:r>
         <w:rPr>
           <w:rFonts w:ascii="Nirmala UI" w:hAnsi="Nirmala UI" w:cs="Nirmala UI"/>
         </w:rPr>
         <w:t>কে</w:t>
       </w:r>
+      <w:proofErr w:type="spellEnd"/>
       <w:r>
         <w:t xml:space="preserve"> Code, Data, Stack </w:t>
       </w:r>
+      <w:proofErr w:type="spellStart"/>
       <w:r>
         <w:rPr>
           <w:rFonts w:ascii="Nirmala UI" w:hAnsi="Nirmala UI" w:cs="Nirmala UI"/>
         </w:rPr>
         <w:t>ইত্যাদি</w:t>
       </w:r>
+      <w:proofErr w:type="spellEnd"/>
       <w:r>
         <w:t xml:space="preserve"> logical </w:t>
       </w:r>
+      <w:proofErr w:type="spellStart"/>
       <w:r>
         <w:rPr>
           <w:rFonts w:ascii="Nirmala UI" w:hAnsi="Nirmala UI" w:cs="Nirmala UI"/>
         </w:rPr>
         <w:t>এবং</w:t>
       </w:r>
+      <w:proofErr w:type="spellEnd"/>
       <w:r>
         <w:t xml:space="preserve"> variable-size </w:t>
       </w:r>
+      <w:proofErr w:type="spellStart"/>
       <w:r>
         <w:rPr>
           <w:rFonts w:ascii="Nirmala UI" w:hAnsi="Nirmala UI" w:cs="Nirmala UI"/>
         </w:rPr>
         <w:t>অংশে</w:t>
       </w:r>
+      <w:proofErr w:type="spellEnd"/>
       <w:r>
         <w:t xml:space="preserve"> </w:t>
       </w:r>
+      <w:proofErr w:type="spellStart"/>
       <w:r>
         <w:rPr>
           <w:rFonts w:ascii="Nirmala UI" w:hAnsi="Nirmala UI" w:cs="Nirmala UI"/>
         </w:rPr>
         <w:t>ভাগ</w:t>
       </w:r>
+      <w:proofErr w:type="spellEnd"/>
       <w:r>
         <w:t xml:space="preserve"> </w:t>
       </w:r>
+      <w:proofErr w:type="spellStart"/>
       <w:r>
         <w:rPr>
           <w:rFonts w:ascii="Nirmala UI" w:hAnsi="Nirmala UI" w:cs="Nirmala UI"/>
         </w:rPr>
         <w:t>করাকে</w:t>
       </w:r>
+      <w:proofErr w:type="spellEnd"/>
       <w:r>
         <w:t xml:space="preserve"> Segmentation </w:t>
       </w:r>
-      <w:r>
-        <w:rPr>
-          <w:rFonts w:ascii="Nirmala UI" w:hAnsi="Nirmala UI" w:cs="Nirmala UI"/>
-        </w:rPr>
-        <w:t>বলে।</w:t>
+      <w:proofErr w:type="spellStart"/>
+      <w:r>
+        <w:rPr>
+          <w:rFonts w:ascii="Nirmala UI" w:hAnsi="Nirmala UI" w:cs="Nirmala UI"/>
+        </w:rPr>
+        <w:t>বলে</w:t>
+      </w:r>
+      <w:proofErr w:type="spellEnd"/>
+      <w:r>
+        <w:rPr>
+          <w:rFonts w:ascii="Nirmala UI" w:hAnsi="Nirmala UI" w:cs="Nirmala UI"/>
+        </w:rPr>
+        <w:t>।</w:t>
       </w:r>
     </w:p>
     <w:p>
@@ -1726,13 +1960,29 @@
         </w:rPr>
         <w:t xml:space="preserve">    Segment   </w:t>
       </w:r>
+      <w:proofErr w:type="spellStart"/>
       <w:proofErr w:type="gramStart"/>
       <w:r>
         <w:rPr>
           <w:rStyle w:val="HTMLCode"/>
         </w:rPr>
-        <w:t>Segment  Segment</w:t>
-      </w:r>
+        <w:t>Segment</w:t>
+      </w:r>
+      <w:proofErr w:type="spellEnd"/>
+      <w:r>
+        <w:rPr>
+          <w:rStyle w:val="HTMLCode"/>
+        </w:rPr>
+        <w:t xml:space="preserve">  </w:t>
+      </w:r>
+      <w:proofErr w:type="spellStart"/>
+      <w:r>
+        <w:rPr>
+          <w:rStyle w:val="HTMLCode"/>
+        </w:rPr>
+        <w:t>Segment</w:t>
+      </w:r>
+      <w:proofErr w:type="spellEnd"/>
       <w:proofErr w:type="gramEnd"/>
     </w:p>
     <w:p>
@@ -1760,7 +2010,7 @@
     <w:p>
       <w:r>
         <w:pict>
-          <v:rect id="_x0000_i1255" style="width:0;height:1.5pt" o:hralign="center" o:hrstd="t" o:hr="t" fillcolor="#a0a0a0" stroked="f"/>
+          <v:rect id="_x0000_i1025" style="width:0;height:1.5pt" o:hralign="center" o:hrstd="t" o:hr="t" fillcolor="#a0a0a0" stroked="f"/>
         </w:pict>
       </w:r>
     </w:p>
@@ -1993,6 +2243,7 @@
       <w:pPr>
         <w:pStyle w:val="NormalWeb"/>
       </w:pPr>
+      <w:proofErr w:type="spellStart"/>
       <w:r>
         <w:rPr>
           <w:rStyle w:val="Strong"/>
@@ -2000,6 +2251,7 @@
         </w:rPr>
         <w:t>বাংলা</w:t>
       </w:r>
+      <w:proofErr w:type="spellEnd"/>
       <w:r>
         <w:rPr>
           <w:rStyle w:val="Strong"/>
@@ -2009,30 +2261,36 @@
       <w:r>
         <w:t xml:space="preserve"> Logical memory-</w:t>
       </w:r>
+      <w:proofErr w:type="spellStart"/>
       <w:r>
         <w:rPr>
           <w:rFonts w:ascii="Nirmala UI" w:hAnsi="Nirmala UI" w:cs="Nirmala UI"/>
         </w:rPr>
         <w:t>কে</w:t>
       </w:r>
+      <w:proofErr w:type="spellEnd"/>
       <w:r>
         <w:t xml:space="preserve"> Page </w:t>
       </w:r>
+      <w:proofErr w:type="spellStart"/>
       <w:r>
         <w:rPr>
           <w:rFonts w:ascii="Nirmala UI" w:hAnsi="Nirmala UI" w:cs="Nirmala UI"/>
         </w:rPr>
         <w:t>এবং</w:t>
       </w:r>
+      <w:proofErr w:type="spellEnd"/>
       <w:r>
         <w:t xml:space="preserve"> Physical memory-</w:t>
       </w:r>
+      <w:proofErr w:type="spellStart"/>
       <w:r>
         <w:rPr>
           <w:rFonts w:ascii="Nirmala UI" w:hAnsi="Nirmala UI" w:cs="Nirmala UI"/>
         </w:rPr>
         <w:t>কে</w:t>
       </w:r>
+      <w:proofErr w:type="spellEnd"/>
       <w:r>
         <w:t xml:space="preserve"> Frame-</w:t>
       </w:r>
@@ -2054,29 +2312,41 @@
       <w:r>
         <w:t xml:space="preserve"> </w:t>
       </w:r>
+      <w:proofErr w:type="spellStart"/>
       <w:r>
         <w:rPr>
           <w:rFonts w:ascii="Nirmala UI" w:hAnsi="Nirmala UI" w:cs="Nirmala UI"/>
         </w:rPr>
         <w:t>ভাগ</w:t>
       </w:r>
+      <w:proofErr w:type="spellEnd"/>
       <w:r>
         <w:t xml:space="preserve"> </w:t>
       </w:r>
+      <w:proofErr w:type="spellStart"/>
       <w:r>
         <w:rPr>
           <w:rFonts w:ascii="Nirmala UI" w:hAnsi="Nirmala UI" w:cs="Nirmala UI"/>
         </w:rPr>
         <w:t>করাকে</w:t>
       </w:r>
+      <w:proofErr w:type="spellEnd"/>
       <w:r>
         <w:t xml:space="preserve"> Paging </w:t>
       </w:r>
-      <w:r>
-        <w:rPr>
-          <w:rFonts w:ascii="Nirmala UI" w:hAnsi="Nirmala UI" w:cs="Nirmala UI"/>
-        </w:rPr>
-        <w:t>বলে।</w:t>
+      <w:proofErr w:type="spellStart"/>
+      <w:r>
+        <w:rPr>
+          <w:rFonts w:ascii="Nirmala UI" w:hAnsi="Nirmala UI" w:cs="Nirmala UI"/>
+        </w:rPr>
+        <w:t>বলে</w:t>
+      </w:r>
+      <w:proofErr w:type="spellEnd"/>
+      <w:r>
+        <w:rPr>
+          <w:rFonts w:ascii="Nirmala UI" w:hAnsi="Nirmala UI" w:cs="Nirmala UI"/>
+        </w:rPr>
+        <w:t>।</w:t>
       </w:r>
     </w:p>
     <w:p>
@@ -3191,7 +3461,15 @@
       </w:r>
       <w:r>
         <w:br/>
-        <w:t>EAT=\alpha(\epsilon+m)+(1-\alpha)(\epsilon+2m)</w:t>
+        <w:t>EAT=\alpha(\</w:t>
+      </w:r>
+      <w:proofErr w:type="spellStart"/>
+      <w:r>
+        <w:t>epsilon+m</w:t>
+      </w:r>
+      <w:proofErr w:type="spellEnd"/>
+      <w:r>
+        <w:t>)+(1-\alpha)(\epsilon+2m)</w:t>
       </w:r>
       <w:r>
         <w:br/>
@@ -5006,6 +5284,8 @@
         </w:rPr>
         <w:t>P1 | F | P2 | F | P3</w:t>
       </w:r>
+      <w:bookmarkStart w:id="0" w:name="_GoBack"/>
+      <w:bookmarkEnd w:id="0"/>
     </w:p>
     <w:p>
       <w:pPr>
@@ -5744,7 +6024,7 @@
     <w:p>
       <w:r>
         <w:pict>
-          <v:rect id="_x0000_i1274" style="width:0;height:1.5pt" o:hralign="center" o:hrstd="t" o:hr="t" fillcolor="#a0a0a0" stroked="f"/>
+          <v:rect id="_x0000_i1026" style="width:0;height:1.5pt" o:hralign="center" o:hrstd="t" o:hr="t" fillcolor="#a0a0a0" stroked="f"/>
         </w:pict>
       </w:r>
     </w:p>
@@ -5904,10 +6184,6 @@
     </w:sectPr>
   </w:body>
 </w:document>
-</file>
-
-<file path=word/numbering.xml><?xml version="1.0" encoding="utf-8"?>
-<w:numbering xmlns:wpc="http://schemas.microsoft.com/office/word/2010/wordprocessingCanvas" xmlns:cx="http://schemas.microsoft.com/office/drawing/2014/chartex" xmlns:mc="http://schemas.openxmlformats.org/markup-compatibility/2006" xmlns:o="urn:schemas-microsoft-com:office:office" xmlns:r="http://schemas.openxmlformats.org/officeDocument/2006/relationships" xmlns:m="http://schemas.openxmlformats.org/officeDocument/2006/math" xmlns:v="urn:schemas-microsoft-com:vml" xmlns:wp14="http://schemas.microsoft.com/office/word/2010/wordprocessingDrawing" xmlns:wp="http://schemas.openxmlformats.org/drawingml/2006/wordprocessingDrawing" xmlns:w10="urn:schemas-microsoft-com:office:word" xmlns:w="http://schemas.openxmlformats.org/wordprocessingml/2006/main" xmlns:w14="http://schemas.microsoft.com/office/word/2010/wordml" xmlns:w15="http://schemas.microsoft.com/office/word/2012/wordml" xmlns:w16se="http://schemas.microsoft.com/office/word/2015/wordml/symex" xmlns:wpg="http://schemas.microsoft.com/office/word/2010/wordprocessingGroup" xmlns:wpi="http://schemas.microsoft.com/office/word/2010/wordprocessingInk" xmlns:wne="http://schemas.microsoft.com/office/word/2006/wordml" xmlns:wps="http://schemas.microsoft.com/office/word/2010/wordprocessingShape" mc:Ignorable="w14 w15 w16se wp14"/>
 </file>
 
 <file path=word/styles.xml><?xml version="1.0" encoding="utf-8"?>
